--- a/program.docx
+++ b/program.docx
@@ -5,60 +5,215 @@
     <w:p>
       <w:pPr>
         <w:jc w:val="center"/>
-      </w:pPr>
-      <w:r>
+        <w:rPr>
+          <w:rFonts w:ascii="Times New Roman" w:hAnsi="Times New Roman" w:cs="Times New Roman"/>
+        </w:rPr>
+      </w:pPr>
+      <w:r>
+        <w:rPr>
+          <w:rFonts w:ascii="Times New Roman" w:hAnsi="Times New Roman" w:cs="Times New Roman"/>
+        </w:rPr>
         <w:t>LEMBAR PENGESAHAN</w:t>
       </w:r>
     </w:p>
     <w:p>
       <w:pPr>
         <w:jc w:val="center"/>
+        <w:rPr>
+          <w:rFonts w:ascii="Times New Roman" w:hAnsi="Times New Roman" w:cs="Times New Roman"/>
+        </w:rPr>
       </w:pPr>
     </w:p>
     <w:p>
       <w:pPr>
         <w:jc w:val="center"/>
         <w:rPr>
+          <w:rFonts w:ascii="Times New Roman" w:hAnsi="Times New Roman" w:cs="Times New Roman"/>
           <w:lang w:val="en-US"/>
         </w:rPr>
       </w:pPr>
       <w:r>
         <w:rPr>
+          <w:rFonts w:ascii="Times New Roman" w:hAnsi="Times New Roman" w:cs="Times New Roman"/>
           <w:lang w:val="en-US"/>
         </w:rPr>
-        <w:t xml:space="preserve">Program Kerja </w:t>
-      </w:r>
-      <w:r>
-        <w:rPr>
+        <w:t xml:space="preserve">Program </w:t>
+      </w:r>
+      <w:proofErr w:type="spellStart"/>
+      <w:r>
+        <w:rPr>
+          <w:rFonts w:ascii="Times New Roman" w:hAnsi="Times New Roman" w:cs="Times New Roman"/>
           <w:lang w:val="en-US"/>
         </w:rPr>
-        <w:t xml:space="preserve">Kepala Program Pengembangan Perangkat Lunak dan Gim (PPLG) </w:t>
-      </w:r>
-      <w:r>
-        <w:rPr>
+        <w:t>Kerja</w:t>
+      </w:r>
+      <w:proofErr w:type="spellEnd"/>
+      <w:r>
+        <w:rPr>
+          <w:rFonts w:ascii="Times New Roman" w:hAnsi="Times New Roman" w:cs="Times New Roman"/>
           <w:lang w:val="en-US"/>
         </w:rPr>
-        <w:t xml:space="preserve">SMKS Mahaputra Cerdas Utama </w:t>
+        <w:t xml:space="preserve"> </w:t>
+      </w:r>
+      <w:proofErr w:type="spellStart"/>
+      <w:r>
+        <w:rPr>
+          <w:rFonts w:ascii="Times New Roman" w:hAnsi="Times New Roman" w:cs="Times New Roman"/>
+          <w:lang w:val="en-US"/>
+        </w:rPr>
+        <w:t>Kepala</w:t>
+      </w:r>
+      <w:proofErr w:type="spellEnd"/>
+      <w:r>
+        <w:rPr>
+          <w:rFonts w:ascii="Times New Roman" w:hAnsi="Times New Roman" w:cs="Times New Roman"/>
+          <w:lang w:val="en-US"/>
+        </w:rPr>
+        <w:t xml:space="preserve"> Program </w:t>
+      </w:r>
+      <w:proofErr w:type="spellStart"/>
+      <w:r>
+        <w:rPr>
+          <w:rFonts w:ascii="Times New Roman" w:hAnsi="Times New Roman" w:cs="Times New Roman"/>
+          <w:lang w:val="en-US"/>
+        </w:rPr>
+        <w:t>Pengembangan</w:t>
+      </w:r>
+      <w:proofErr w:type="spellEnd"/>
+      <w:r>
+        <w:rPr>
+          <w:rFonts w:ascii="Times New Roman" w:hAnsi="Times New Roman" w:cs="Times New Roman"/>
+          <w:lang w:val="en-US"/>
+        </w:rPr>
+        <w:t xml:space="preserve"> </w:t>
+      </w:r>
+      <w:proofErr w:type="spellStart"/>
+      <w:r>
+        <w:rPr>
+          <w:rFonts w:ascii="Times New Roman" w:hAnsi="Times New Roman" w:cs="Times New Roman"/>
+          <w:lang w:val="en-US"/>
+        </w:rPr>
+        <w:t>Perangkat</w:t>
+      </w:r>
+      <w:proofErr w:type="spellEnd"/>
+      <w:r>
+        <w:rPr>
+          <w:rFonts w:ascii="Times New Roman" w:hAnsi="Times New Roman" w:cs="Times New Roman"/>
+          <w:lang w:val="en-US"/>
+        </w:rPr>
+        <w:t xml:space="preserve"> Lunak dan Gim (PPLG) SMKS </w:t>
+      </w:r>
+      <w:proofErr w:type="spellStart"/>
+      <w:r>
+        <w:rPr>
+          <w:rFonts w:ascii="Times New Roman" w:hAnsi="Times New Roman" w:cs="Times New Roman"/>
+          <w:lang w:val="en-US"/>
+        </w:rPr>
+        <w:t>Mahaputra</w:t>
+      </w:r>
+      <w:proofErr w:type="spellEnd"/>
+      <w:r>
+        <w:rPr>
+          <w:rFonts w:ascii="Times New Roman" w:hAnsi="Times New Roman" w:cs="Times New Roman"/>
+          <w:lang w:val="en-US"/>
+        </w:rPr>
+        <w:t xml:space="preserve"> Cerdas Utama </w:t>
       </w:r>
     </w:p>
     <w:p>
       <w:pPr>
         <w:jc w:val="center"/>
         <w:rPr>
+          <w:rFonts w:ascii="Times New Roman" w:hAnsi="Times New Roman" w:cs="Times New Roman"/>
           <w:lang w:val="en-US"/>
         </w:rPr>
       </w:pPr>
-      <w:r>
-        <w:rPr>
+      <w:proofErr w:type="spellStart"/>
+      <w:r>
+        <w:rPr>
+          <w:rFonts w:ascii="Times New Roman" w:hAnsi="Times New Roman" w:cs="Times New Roman"/>
           <w:lang w:val="en-US"/>
         </w:rPr>
-        <w:t>telah disetujui dan disahkan oleh kepala sekolah.</w:t>
+        <w:t>telah</w:t>
+      </w:r>
+      <w:proofErr w:type="spellEnd"/>
+      <w:r>
+        <w:rPr>
+          <w:rFonts w:ascii="Times New Roman" w:hAnsi="Times New Roman" w:cs="Times New Roman"/>
+          <w:lang w:val="en-US"/>
+        </w:rPr>
+        <w:t xml:space="preserve"> </w:t>
+      </w:r>
+      <w:proofErr w:type="spellStart"/>
+      <w:r>
+        <w:rPr>
+          <w:rFonts w:ascii="Times New Roman" w:hAnsi="Times New Roman" w:cs="Times New Roman"/>
+          <w:lang w:val="en-US"/>
+        </w:rPr>
+        <w:t>disetujui</w:t>
+      </w:r>
+      <w:proofErr w:type="spellEnd"/>
+      <w:r>
+        <w:rPr>
+          <w:rFonts w:ascii="Times New Roman" w:hAnsi="Times New Roman" w:cs="Times New Roman"/>
+          <w:lang w:val="en-US"/>
+        </w:rPr>
+        <w:t xml:space="preserve"> dan </w:t>
+      </w:r>
+      <w:proofErr w:type="spellStart"/>
+      <w:r>
+        <w:rPr>
+          <w:rFonts w:ascii="Times New Roman" w:hAnsi="Times New Roman" w:cs="Times New Roman"/>
+          <w:lang w:val="en-US"/>
+        </w:rPr>
+        <w:t>disahkan</w:t>
+      </w:r>
+      <w:proofErr w:type="spellEnd"/>
+      <w:r>
+        <w:rPr>
+          <w:rFonts w:ascii="Times New Roman" w:hAnsi="Times New Roman" w:cs="Times New Roman"/>
+          <w:lang w:val="en-US"/>
+        </w:rPr>
+        <w:t xml:space="preserve"> oleh </w:t>
+      </w:r>
+      <w:proofErr w:type="spellStart"/>
+      <w:r>
+        <w:rPr>
+          <w:rFonts w:ascii="Times New Roman" w:hAnsi="Times New Roman" w:cs="Times New Roman"/>
+          <w:lang w:val="en-US"/>
+        </w:rPr>
+        <w:t>kepala</w:t>
+      </w:r>
+      <w:proofErr w:type="spellEnd"/>
+      <w:r>
+        <w:rPr>
+          <w:rFonts w:ascii="Times New Roman" w:hAnsi="Times New Roman" w:cs="Times New Roman"/>
+          <w:lang w:val="en-US"/>
+        </w:rPr>
+        <w:t xml:space="preserve"> </w:t>
+      </w:r>
+      <w:proofErr w:type="spellStart"/>
+      <w:r>
+        <w:rPr>
+          <w:rFonts w:ascii="Times New Roman" w:hAnsi="Times New Roman" w:cs="Times New Roman"/>
+          <w:lang w:val="en-US"/>
+        </w:rPr>
+        <w:t>sekolah</w:t>
+      </w:r>
+      <w:proofErr w:type="spellEnd"/>
+      <w:r>
+        <w:rPr>
+          <w:rFonts w:ascii="Times New Roman" w:hAnsi="Times New Roman" w:cs="Times New Roman"/>
+          <w:lang w:val="en-US"/>
+        </w:rPr>
+        <w:t>.</w:t>
       </w:r>
     </w:p>
     <w:p>
       <w:pPr>
         <w:jc w:val="center"/>
         <w:rPr>
+          <w:rFonts w:ascii="Times New Roman" w:hAnsi="Times New Roman" w:cs="Times New Roman"/>
           <w:lang w:val="en-US"/>
         </w:rPr>
       </w:pPr>
@@ -67,6 +222,7 @@
       <w:pPr>
         <w:jc w:val="center"/>
         <w:rPr>
+          <w:rFonts w:ascii="Times New Roman" w:hAnsi="Times New Roman" w:cs="Times New Roman"/>
           <w:lang w:val="en-US"/>
         </w:rPr>
       </w:pPr>
@@ -78,9 +234,9 @@
         <w:tblLook w:val="04A0" w:firstRow="1" w:lastRow="0" w:firstColumn="1" w:lastColumn="0" w:noHBand="0" w:noVBand="1"/>
       </w:tblPr>
       <w:tblGrid>
-        <w:gridCol w:w="5524"/>
-        <w:gridCol w:w="2126"/>
-        <w:gridCol w:w="1366"/>
+        <w:gridCol w:w="4671"/>
+        <w:gridCol w:w="2008"/>
+        <w:gridCol w:w="1258"/>
       </w:tblGrid>
       <w:tr>
         <w:trPr>
@@ -94,6 +250,7 @@
           <w:p>
             <w:pPr>
               <w:rPr>
+                <w:rFonts w:ascii="Times New Roman" w:hAnsi="Times New Roman" w:cs="Times New Roman"/>
                 <w:lang w:val="en-US"/>
               </w:rPr>
             </w:pPr>
@@ -107,15 +264,26 @@
             <w:pPr>
               <w:cnfStyle w:val="100000000000" w:firstRow="1" w:lastRow="0" w:firstColumn="0" w:lastColumn="0" w:oddVBand="0" w:evenVBand="0" w:oddHBand="0" w:evenHBand="0" w:firstRowFirstColumn="0" w:firstRowLastColumn="0" w:lastRowFirstColumn="0" w:lastRowLastColumn="0"/>
               <w:rPr>
+                <w:rFonts w:ascii="Times New Roman" w:hAnsi="Times New Roman" w:cs="Times New Roman"/>
                 <w:lang w:val="en-US"/>
               </w:rPr>
             </w:pPr>
             <w:r>
               <w:rPr>
+                <w:rFonts w:ascii="Times New Roman" w:hAnsi="Times New Roman" w:cs="Times New Roman"/>
                 <w:lang w:val="en-US"/>
               </w:rPr>
-              <w:t>Pada Tanggal</w:t>
-            </w:r>
+              <w:t xml:space="preserve">Pada </w:t>
+            </w:r>
+            <w:proofErr w:type="spellStart"/>
+            <w:r>
+              <w:rPr>
+                <w:rFonts w:ascii="Times New Roman" w:hAnsi="Times New Roman" w:cs="Times New Roman"/>
+                <w:lang w:val="en-US"/>
+              </w:rPr>
+              <w:t>Tanggal</w:t>
+            </w:r>
+            <w:proofErr w:type="spellEnd"/>
           </w:p>
         </w:tc>
         <w:tc>
@@ -126,11 +294,13 @@
             <w:pPr>
               <w:cnfStyle w:val="100000000000" w:firstRow="1" w:lastRow="0" w:firstColumn="0" w:lastColumn="0" w:oddVBand="0" w:evenVBand="0" w:oddHBand="0" w:evenHBand="0" w:firstRowFirstColumn="0" w:firstRowLastColumn="0" w:lastRowFirstColumn="0" w:lastRowLastColumn="0"/>
               <w:rPr>
+                <w:rFonts w:ascii="Times New Roman" w:hAnsi="Times New Roman" w:cs="Times New Roman"/>
                 <w:lang w:val="en-US"/>
               </w:rPr>
             </w:pPr>
             <w:r>
               <w:rPr>
+                <w:rFonts w:ascii="Times New Roman" w:hAnsi="Times New Roman" w:cs="Times New Roman"/>
                 <w:lang w:val="en-US"/>
               </w:rPr>
               <w:t>:4 Juli</w:t>
@@ -151,6 +321,7 @@
           <w:p>
             <w:pPr>
               <w:rPr>
+                <w:rFonts w:ascii="Times New Roman" w:hAnsi="Times New Roman" w:cs="Times New Roman"/>
                 <w:lang w:val="en-US"/>
               </w:rPr>
             </w:pPr>
@@ -165,15 +336,26 @@
             <w:pPr>
               <w:cnfStyle w:val="000000100000" w:firstRow="0" w:lastRow="0" w:firstColumn="0" w:lastColumn="0" w:oddVBand="0" w:evenVBand="0" w:oddHBand="1" w:evenHBand="0" w:firstRowFirstColumn="0" w:firstRowLastColumn="0" w:lastRowFirstColumn="0" w:lastRowLastColumn="0"/>
               <w:rPr>
+                <w:rFonts w:ascii="Times New Roman" w:hAnsi="Times New Roman" w:cs="Times New Roman"/>
                 <w:lang w:val="en-US"/>
               </w:rPr>
             </w:pPr>
             <w:r>
               <w:rPr>
+                <w:rFonts w:ascii="Times New Roman" w:hAnsi="Times New Roman" w:cs="Times New Roman"/>
                 <w:lang w:val="en-US"/>
               </w:rPr>
-              <w:t>Bulan/tahun</w:t>
-            </w:r>
+              <w:t>Bulan/</w:t>
+            </w:r>
+            <w:proofErr w:type="spellStart"/>
+            <w:r>
+              <w:rPr>
+                <w:rFonts w:ascii="Times New Roman" w:hAnsi="Times New Roman" w:cs="Times New Roman"/>
+                <w:lang w:val="en-US"/>
+              </w:rPr>
+              <w:t>tahun</w:t>
+            </w:r>
+            <w:proofErr w:type="spellEnd"/>
           </w:p>
         </w:tc>
         <w:tc>
@@ -185,14 +367,34 @@
             <w:pPr>
               <w:cnfStyle w:val="000000100000" w:firstRow="0" w:lastRow="0" w:firstColumn="0" w:lastColumn="0" w:oddVBand="0" w:evenVBand="0" w:oddHBand="1" w:evenHBand="0" w:firstRowFirstColumn="0" w:firstRowLastColumn="0" w:lastRowFirstColumn="0" w:lastRowLastColumn="0"/>
               <w:rPr>
+                <w:rFonts w:ascii="Times New Roman" w:hAnsi="Times New Roman" w:cs="Times New Roman"/>
                 <w:lang w:val="en-US"/>
               </w:rPr>
             </w:pPr>
-            <w:r>
-              <w:rPr>
+            <w:proofErr w:type="gramStart"/>
+            <w:r>
+              <w:rPr>
+                <w:rFonts w:ascii="Times New Roman" w:hAnsi="Times New Roman" w:cs="Times New Roman"/>
                 <w:lang w:val="en-US"/>
               </w:rPr>
-              <w:t>:juli 2026</w:t>
+              <w:t>:</w:t>
+            </w:r>
+            <w:proofErr w:type="spellStart"/>
+            <w:r>
+              <w:rPr>
+                <w:rFonts w:ascii="Times New Roman" w:hAnsi="Times New Roman" w:cs="Times New Roman"/>
+                <w:lang w:val="en-US"/>
+              </w:rPr>
+              <w:t>juli</w:t>
+            </w:r>
+            <w:proofErr w:type="spellEnd"/>
+            <w:proofErr w:type="gramEnd"/>
+            <w:r>
+              <w:rPr>
+                <w:rFonts w:ascii="Times New Roman" w:hAnsi="Times New Roman" w:cs="Times New Roman"/>
+                <w:lang w:val="en-US"/>
+              </w:rPr>
+              <w:t xml:space="preserve"> 2026</w:t>
             </w:r>
           </w:p>
         </w:tc>
@@ -206,6 +408,7 @@
           <w:p>
             <w:pPr>
               <w:rPr>
+                <w:rFonts w:ascii="Times New Roman" w:hAnsi="Times New Roman" w:cs="Times New Roman"/>
                 <w:lang w:val="en-US"/>
               </w:rPr>
             </w:pPr>
@@ -219,14 +422,25 @@
             <w:pPr>
               <w:cnfStyle w:val="000000000000" w:firstRow="0" w:lastRow="0" w:firstColumn="0" w:lastColumn="0" w:oddVBand="0" w:evenVBand="0" w:oddHBand="0" w:evenHBand="0" w:firstRowFirstColumn="0" w:firstRowLastColumn="0" w:lastRowFirstColumn="0" w:lastRowLastColumn="0"/>
               <w:rPr>
+                <w:rFonts w:ascii="Times New Roman" w:hAnsi="Times New Roman" w:cs="Times New Roman"/>
                 <w:lang w:val="en-US"/>
               </w:rPr>
             </w:pPr>
-            <w:r>
-              <w:rPr>
+            <w:proofErr w:type="spellStart"/>
+            <w:r>
+              <w:rPr>
+                <w:rFonts w:ascii="Times New Roman" w:hAnsi="Times New Roman" w:cs="Times New Roman"/>
                 <w:lang w:val="en-US"/>
               </w:rPr>
-              <w:t>Kepala Sekolah,</w:t>
+              <w:t>Kepala</w:t>
+            </w:r>
+            <w:proofErr w:type="spellEnd"/>
+            <w:r>
+              <w:rPr>
+                <w:rFonts w:ascii="Times New Roman" w:hAnsi="Times New Roman" w:cs="Times New Roman"/>
+                <w:lang w:val="en-US"/>
+              </w:rPr>
+              <w:t xml:space="preserve"> Sekolah,</w:t>
             </w:r>
           </w:p>
         </w:tc>
@@ -238,6 +452,7 @@
             <w:pPr>
               <w:cnfStyle w:val="000000000000" w:firstRow="0" w:lastRow="0" w:firstColumn="0" w:lastColumn="0" w:oddVBand="0" w:evenVBand="0" w:oddHBand="0" w:evenHBand="0" w:firstRowFirstColumn="0" w:firstRowLastColumn="0" w:lastRowFirstColumn="0" w:lastRowLastColumn="0"/>
               <w:rPr>
+                <w:rFonts w:ascii="Times New Roman" w:hAnsi="Times New Roman" w:cs="Times New Roman"/>
                 <w:lang w:val="en-US"/>
               </w:rPr>
             </w:pPr>
@@ -257,6 +472,7 @@
           <w:p>
             <w:pPr>
               <w:rPr>
+                <w:rFonts w:ascii="Times New Roman" w:hAnsi="Times New Roman" w:cs="Times New Roman"/>
                 <w:lang w:val="en-US"/>
               </w:rPr>
             </w:pPr>
@@ -271,6 +487,7 @@
             <w:pPr>
               <w:cnfStyle w:val="000000100000" w:firstRow="0" w:lastRow="0" w:firstColumn="0" w:lastColumn="0" w:oddVBand="0" w:evenVBand="0" w:oddHBand="1" w:evenHBand="0" w:firstRowFirstColumn="0" w:firstRowLastColumn="0" w:lastRowFirstColumn="0" w:lastRowLastColumn="0"/>
               <w:rPr>
+                <w:rFonts w:ascii="Times New Roman" w:hAnsi="Times New Roman" w:cs="Times New Roman"/>
                 <w:lang w:val="en-US"/>
               </w:rPr>
             </w:pPr>
@@ -279,6 +496,7 @@
             <w:pPr>
               <w:cnfStyle w:val="000000100000" w:firstRow="0" w:lastRow="0" w:firstColumn="0" w:lastColumn="0" w:oddVBand="0" w:evenVBand="0" w:oddHBand="1" w:evenHBand="0" w:firstRowFirstColumn="0" w:firstRowLastColumn="0" w:lastRowFirstColumn="0" w:lastRowLastColumn="0"/>
               <w:rPr>
+                <w:rFonts w:ascii="Times New Roman" w:hAnsi="Times New Roman" w:cs="Times New Roman"/>
                 <w:lang w:val="en-US"/>
               </w:rPr>
             </w:pPr>
@@ -287,6 +505,7 @@
             <w:pPr>
               <w:cnfStyle w:val="000000100000" w:firstRow="0" w:lastRow="0" w:firstColumn="0" w:lastColumn="0" w:oddVBand="0" w:evenVBand="0" w:oddHBand="1" w:evenHBand="0" w:firstRowFirstColumn="0" w:firstRowLastColumn="0" w:lastRowFirstColumn="0" w:lastRowLastColumn="0"/>
               <w:rPr>
+                <w:rFonts w:ascii="Times New Roman" w:hAnsi="Times New Roman" w:cs="Times New Roman"/>
                 <w:lang w:val="en-US"/>
               </w:rPr>
             </w:pPr>
@@ -295,6 +514,7 @@
             <w:pPr>
               <w:cnfStyle w:val="000000100000" w:firstRow="0" w:lastRow="0" w:firstColumn="0" w:lastColumn="0" w:oddVBand="0" w:evenVBand="0" w:oddHBand="1" w:evenHBand="0" w:firstRowFirstColumn="0" w:firstRowLastColumn="0" w:lastRowFirstColumn="0" w:lastRowLastColumn="0"/>
               <w:rPr>
+                <w:rFonts w:ascii="Times New Roman" w:hAnsi="Times New Roman" w:cs="Times New Roman"/>
                 <w:lang w:val="en-US"/>
               </w:rPr>
             </w:pPr>
@@ -309,6 +529,7 @@
             <w:pPr>
               <w:cnfStyle w:val="000000100000" w:firstRow="0" w:lastRow="0" w:firstColumn="0" w:lastColumn="0" w:oddVBand="0" w:evenVBand="0" w:oddHBand="1" w:evenHBand="0" w:firstRowFirstColumn="0" w:firstRowLastColumn="0" w:lastRowFirstColumn="0" w:lastRowLastColumn="0"/>
               <w:rPr>
+                <w:rFonts w:ascii="Times New Roman" w:hAnsi="Times New Roman" w:cs="Times New Roman"/>
                 <w:lang w:val="en-US"/>
               </w:rPr>
             </w:pPr>
@@ -324,6 +545,7 @@
           <w:p>
             <w:pPr>
               <w:rPr>
+                <w:rFonts w:ascii="Times New Roman" w:hAnsi="Times New Roman" w:cs="Times New Roman"/>
                 <w:lang w:val="en-US"/>
               </w:rPr>
             </w:pPr>
@@ -338,16 +560,28 @@
             <w:pPr>
               <w:cnfStyle w:val="000000000000" w:firstRow="0" w:lastRow="0" w:firstColumn="0" w:lastColumn="0" w:oddVBand="0" w:evenVBand="0" w:oddHBand="0" w:evenHBand="0" w:firstRowFirstColumn="0" w:firstRowLastColumn="0" w:lastRowFirstColumn="0" w:lastRowLastColumn="0"/>
               <w:rPr>
+                <w:rFonts w:ascii="Times New Roman" w:hAnsi="Times New Roman" w:cs="Times New Roman"/>
                 <w:lang w:val="en-US"/>
               </w:rPr>
             </w:pPr>
             <w:r>
               <w:rPr>
+                <w:rFonts w:ascii="Times New Roman" w:hAnsi="Times New Roman" w:cs="Times New Roman"/>
                 <w:b/>
                 <w:bCs/>
               </w:rPr>
-              <w:t>Siti Robiah Adawiyah, S.Pd</w:t>
-            </w:r>
+              <w:t xml:space="preserve">Siti Robiah Adawiyah, </w:t>
+            </w:r>
+            <w:proofErr w:type="spellStart"/>
+            <w:r>
+              <w:rPr>
+                <w:rFonts w:ascii="Times New Roman" w:hAnsi="Times New Roman" w:cs="Times New Roman"/>
+                <w:b/>
+                <w:bCs/>
+              </w:rPr>
+              <w:t>S.Pd</w:t>
+            </w:r>
+            <w:proofErr w:type="spellEnd"/>
           </w:p>
         </w:tc>
       </w:tr>
@@ -356,6 +590,7 @@
       <w:pPr>
         <w:jc w:val="center"/>
         <w:rPr>
+          <w:rFonts w:ascii="Times New Roman" w:hAnsi="Times New Roman" w:cs="Times New Roman"/>
           <w:lang w:val="en-US"/>
         </w:rPr>
       </w:pPr>
@@ -363,18 +598,35 @@
     <w:p>
       <w:pPr>
         <w:jc w:val="center"/>
-      </w:pPr>
-    </w:p>
-    <w:p>
-      <w:r>
+        <w:rPr>
+          <w:rFonts w:ascii="Times New Roman" w:hAnsi="Times New Roman" w:cs="Times New Roman"/>
+        </w:rPr>
+      </w:pPr>
+    </w:p>
+    <w:p>
+      <w:pPr>
+        <w:rPr>
+          <w:rFonts w:ascii="Times New Roman" w:hAnsi="Times New Roman" w:cs="Times New Roman"/>
+        </w:rPr>
+      </w:pPr>
+      <w:r>
+        <w:rPr>
+          <w:rFonts w:ascii="Times New Roman" w:hAnsi="Times New Roman" w:cs="Times New Roman"/>
+        </w:rPr>
         <w:br w:type="page"/>
       </w:r>
     </w:p>
     <w:p>
       <w:pPr>
         <w:jc w:val="center"/>
-      </w:pPr>
-      <w:r>
+        <w:rPr>
+          <w:rFonts w:ascii="Times New Roman" w:hAnsi="Times New Roman" w:cs="Times New Roman"/>
+        </w:rPr>
+      </w:pPr>
+      <w:r>
+        <w:rPr>
+          <w:rFonts w:ascii="Times New Roman" w:hAnsi="Times New Roman" w:cs="Times New Roman"/>
+        </w:rPr>
         <w:lastRenderedPageBreak/>
         <w:t>KATA PENGANTAR</w:t>
       </w:r>
@@ -382,67 +634,203 @@
     <w:p>
       <w:pPr>
         <w:jc w:val="both"/>
-      </w:pPr>
-      <w:r>
-        <w:t>Assalamu'alaikum Warahmatullahi Wabarakatuh.</w:t>
+        <w:rPr>
+          <w:rFonts w:ascii="Times New Roman" w:hAnsi="Times New Roman" w:cs="Times New Roman"/>
+        </w:rPr>
+      </w:pPr>
+      <w:proofErr w:type="spellStart"/>
+      <w:r>
+        <w:rPr>
+          <w:rFonts w:ascii="Times New Roman" w:hAnsi="Times New Roman" w:cs="Times New Roman"/>
+        </w:rPr>
+        <w:t>Assalamu'alaikum</w:t>
+      </w:r>
+      <w:proofErr w:type="spellEnd"/>
+      <w:r>
+        <w:rPr>
+          <w:rFonts w:ascii="Times New Roman" w:hAnsi="Times New Roman" w:cs="Times New Roman"/>
+        </w:rPr>
+        <w:t xml:space="preserve"> </w:t>
+      </w:r>
+      <w:proofErr w:type="spellStart"/>
+      <w:r>
+        <w:rPr>
+          <w:rFonts w:ascii="Times New Roman" w:hAnsi="Times New Roman" w:cs="Times New Roman"/>
+        </w:rPr>
+        <w:t>Warahmatullahi</w:t>
+      </w:r>
+      <w:proofErr w:type="spellEnd"/>
+      <w:r>
+        <w:rPr>
+          <w:rFonts w:ascii="Times New Roman" w:hAnsi="Times New Roman" w:cs="Times New Roman"/>
+        </w:rPr>
+        <w:t xml:space="preserve"> Wabarakatuh.</w:t>
       </w:r>
     </w:p>
     <w:p>
       <w:pPr>
         <w:jc w:val="both"/>
-      </w:pPr>
-      <w:r>
-        <w:t>Puji dan syukur kami panjatkan ke hadirat Allah Subhanahu wa Ta'ala atas segala rahmat, taufik, dan hidayah-Nya, sehingga penyusunan Program Kerja Kepala Konsentrasi Keahlian Pengembangan Perangkat Lunak dan Gim (PPLG) SMKS Mahaputra Cerdas Utama Tahun Pelajaran 2026/2027 ini dapat diselesaikan dengan baik dan tepat waktu.</w:t>
+        <w:rPr>
+          <w:rFonts w:ascii="Times New Roman" w:hAnsi="Times New Roman" w:cs="Times New Roman"/>
+        </w:rPr>
+      </w:pPr>
+      <w:r>
+        <w:rPr>
+          <w:rFonts w:ascii="Times New Roman" w:hAnsi="Times New Roman" w:cs="Times New Roman"/>
+        </w:rPr>
+        <w:t xml:space="preserve">Puji dan syukur kami panjatkan ke hadirat Allah Subhanahu </w:t>
+      </w:r>
+      <w:proofErr w:type="spellStart"/>
+      <w:r>
+        <w:rPr>
+          <w:rFonts w:ascii="Times New Roman" w:hAnsi="Times New Roman" w:cs="Times New Roman"/>
+        </w:rPr>
+        <w:t>wa</w:t>
+      </w:r>
+      <w:proofErr w:type="spellEnd"/>
+      <w:r>
+        <w:rPr>
+          <w:rFonts w:ascii="Times New Roman" w:hAnsi="Times New Roman" w:cs="Times New Roman"/>
+        </w:rPr>
+        <w:t xml:space="preserve"> </w:t>
+      </w:r>
+      <w:proofErr w:type="spellStart"/>
+      <w:r>
+        <w:rPr>
+          <w:rFonts w:ascii="Times New Roman" w:hAnsi="Times New Roman" w:cs="Times New Roman"/>
+        </w:rPr>
+        <w:t>Ta'ala</w:t>
+      </w:r>
+      <w:proofErr w:type="spellEnd"/>
+      <w:r>
+        <w:rPr>
+          <w:rFonts w:ascii="Times New Roman" w:hAnsi="Times New Roman" w:cs="Times New Roman"/>
+        </w:rPr>
+        <w:t xml:space="preserve"> atas segala rahmat, taufik, dan hidayah-Nya, sehingga penyusunan Program Kerja Kepala Konsentrasi Keahlian Pengembangan Perangkat Lunak dan Gim (PPLG) SMKS Mahaputra Cerdas Utama Tahun Pelajaran 2026/2027 ini dapat diselesaikan dengan baik dan tepat waktu.</w:t>
       </w:r>
     </w:p>
     <w:p>
       <w:pPr>
         <w:jc w:val="both"/>
-      </w:pPr>
-      <w:r>
-        <w:t>Dalam proses penyusunan program kerja ini, kami menyadari sepenuhnya bahwa keberhasilannya tidak terlepas dari dukungan dan kontribusi berbagai pihak. Oleh karena itu, kami menyampaikan ucapan terima kasih yang sebesar-besarnya kepada seluruh pihak yang telah memberikan bantuan, baik berupa dukungan moral maupun material, baik secara langsung maupun tidak langsung. Semoga segala kebaikan yang telah diberikan mendapat balasan pahala yang berlipat ganda dari Allah Subhanahu wa Ta'ala.</w:t>
+        <w:rPr>
+          <w:rFonts w:ascii="Times New Roman" w:hAnsi="Times New Roman" w:cs="Times New Roman"/>
+        </w:rPr>
+      </w:pPr>
+      <w:r>
+        <w:rPr>
+          <w:rFonts w:ascii="Times New Roman" w:hAnsi="Times New Roman" w:cs="Times New Roman"/>
+        </w:rPr>
+        <w:t xml:space="preserve">Dalam proses penyusunan program kerja ini, kami menyadari sepenuhnya bahwa keberhasilannya tidak terlepas dari dukungan dan kontribusi berbagai pihak. Oleh karena itu, kami menyampaikan ucapan terima kasih yang sebesar-besarnya kepada seluruh pihak yang telah memberikan bantuan, baik berupa dukungan moral maupun material, baik secara langsung maupun tidak langsung. Semoga segala kebaikan yang telah diberikan mendapat balasan pahala yang berlipat ganda dari Allah Subhanahu </w:t>
+      </w:r>
+      <w:proofErr w:type="spellStart"/>
+      <w:r>
+        <w:rPr>
+          <w:rFonts w:ascii="Times New Roman" w:hAnsi="Times New Roman" w:cs="Times New Roman"/>
+        </w:rPr>
+        <w:t>wa</w:t>
+      </w:r>
+      <w:proofErr w:type="spellEnd"/>
+      <w:r>
+        <w:rPr>
+          <w:rFonts w:ascii="Times New Roman" w:hAnsi="Times New Roman" w:cs="Times New Roman"/>
+        </w:rPr>
+        <w:t xml:space="preserve"> </w:t>
+      </w:r>
+      <w:proofErr w:type="spellStart"/>
+      <w:r>
+        <w:rPr>
+          <w:rFonts w:ascii="Times New Roman" w:hAnsi="Times New Roman" w:cs="Times New Roman"/>
+        </w:rPr>
+        <w:t>Ta'ala</w:t>
+      </w:r>
+      <w:proofErr w:type="spellEnd"/>
+      <w:r>
+        <w:rPr>
+          <w:rFonts w:ascii="Times New Roman" w:hAnsi="Times New Roman" w:cs="Times New Roman"/>
+        </w:rPr>
+        <w:t>.</w:t>
       </w:r>
     </w:p>
     <w:p>
       <w:pPr>
         <w:jc w:val="both"/>
-      </w:pPr>
-      <w:r>
+        <w:rPr>
+          <w:rFonts w:ascii="Times New Roman" w:hAnsi="Times New Roman" w:cs="Times New Roman"/>
+        </w:rPr>
+      </w:pPr>
+      <w:r>
+        <w:rPr>
+          <w:rFonts w:ascii="Times New Roman" w:hAnsi="Times New Roman" w:cs="Times New Roman"/>
+        </w:rPr>
         <w:t>Kami menyadari bahwa program kerja ini masih jauh dari kata sempurna. Oleh karena itu, kami senantiasa membuka diri terhadap masukan, saran, maupun kritik yang membangun dari seluruh warga SMKS Mahaputra Cerdas Utama. Segala masukan tersebut akan menjadi bahan evaluasi dan perbaikan demi tersusunnya Program Kerja Kepala Konsentrasi Keahlian PPLG yang lebih baik pada tahun-tahun mendatang.</w:t>
       </w:r>
     </w:p>
     <w:p>
       <w:pPr>
         <w:jc w:val="center"/>
-      </w:pPr>
-      <w:r>
+        <w:rPr>
+          <w:rFonts w:ascii="Times New Roman" w:hAnsi="Times New Roman" w:cs="Times New Roman"/>
+        </w:rPr>
+      </w:pPr>
+      <w:r>
+        <w:rPr>
+          <w:rFonts w:ascii="Times New Roman" w:hAnsi="Times New Roman" w:cs="Times New Roman"/>
+        </w:rPr>
         <w:t xml:space="preserve"> </w:t>
       </w:r>
     </w:p>
     <w:p>
-      <w:r>
+      <w:pPr>
+        <w:rPr>
+          <w:rFonts w:ascii="Times New Roman" w:hAnsi="Times New Roman" w:cs="Times New Roman"/>
+        </w:rPr>
+      </w:pPr>
+      <w:r>
+        <w:rPr>
+          <w:rFonts w:ascii="Times New Roman" w:hAnsi="Times New Roman" w:cs="Times New Roman"/>
+        </w:rPr>
         <w:br w:type="page"/>
       </w:r>
     </w:p>
     <w:p>
       <w:pPr>
         <w:jc w:val="center"/>
-      </w:pPr>
-      <w:r>
+        <w:rPr>
+          <w:rFonts w:ascii="Times New Roman" w:hAnsi="Times New Roman" w:cs="Times New Roman"/>
+        </w:rPr>
+      </w:pPr>
+      <w:r>
+        <w:rPr>
+          <w:rFonts w:ascii="Times New Roman" w:hAnsi="Times New Roman" w:cs="Times New Roman"/>
+        </w:rPr>
         <w:lastRenderedPageBreak/>
         <w:t>DAFTAR ISI</w:t>
       </w:r>
     </w:p>
     <w:p>
-      <w:r>
+      <w:pPr>
+        <w:rPr>
+          <w:rFonts w:ascii="Times New Roman" w:hAnsi="Times New Roman" w:cs="Times New Roman"/>
+        </w:rPr>
+      </w:pPr>
+      <w:r>
+        <w:rPr>
+          <w:rFonts w:ascii="Times New Roman" w:hAnsi="Times New Roman" w:cs="Times New Roman"/>
+        </w:rPr>
         <w:br w:type="page"/>
       </w:r>
     </w:p>
     <w:p>
       <w:pPr>
         <w:jc w:val="center"/>
-      </w:pPr>
-      <w:r>
+        <w:rPr>
+          <w:rFonts w:ascii="Times New Roman" w:hAnsi="Times New Roman" w:cs="Times New Roman"/>
+        </w:rPr>
+      </w:pPr>
+      <w:r>
+        <w:rPr>
+          <w:rFonts w:ascii="Times New Roman" w:hAnsi="Times New Roman" w:cs="Times New Roman"/>
+        </w:rPr>
         <w:lastRenderedPageBreak/>
         <w:t>BAB I</w:t>
       </w:r>
@@ -450,8 +838,14 @@
     <w:p>
       <w:pPr>
         <w:jc w:val="center"/>
-      </w:pPr>
-      <w:r>
+        <w:rPr>
+          <w:rFonts w:ascii="Times New Roman" w:hAnsi="Times New Roman" w:cs="Times New Roman"/>
+        </w:rPr>
+      </w:pPr>
+      <w:r>
+        <w:rPr>
+          <w:rFonts w:ascii="Times New Roman" w:hAnsi="Times New Roman" w:cs="Times New Roman"/>
+        </w:rPr>
         <w:t>PENDAHULUAN</w:t>
       </w:r>
     </w:p>
@@ -463,10 +857,94 @@
           <w:numId w:val="1"/>
         </w:numPr>
         <w:jc w:val="both"/>
-      </w:pPr>
-      <w:r>
+        <w:rPr>
+          <w:rFonts w:ascii="Times New Roman" w:hAnsi="Times New Roman" w:cs="Times New Roman"/>
+        </w:rPr>
+      </w:pPr>
+      <w:r>
+        <w:rPr>
+          <w:rFonts w:ascii="Times New Roman" w:hAnsi="Times New Roman" w:cs="Times New Roman"/>
+        </w:rPr>
         <w:t>Latar Belakang</w:t>
       </w:r>
+    </w:p>
+    <w:p>
+      <w:pPr>
+        <w:pStyle w:val="ListParagraph"/>
+        <w:ind w:left="0" w:firstLine="360"/>
+        <w:jc w:val="both"/>
+        <w:rPr>
+          <w:rFonts w:ascii="Times New Roman" w:hAnsi="Times New Roman" w:cs="Times New Roman"/>
+        </w:rPr>
+      </w:pPr>
+      <w:r>
+        <w:rPr>
+          <w:rFonts w:ascii="Times New Roman" w:hAnsi="Times New Roman" w:cs="Times New Roman"/>
+        </w:rPr>
+        <w:t>SMKS Mahaputra Cerdas Utama merupakan sebuah sekolah menengah kejuruan yang berlokasi di wilayah Kabupaten Bandung Selatan. Sekolah ini memiliki total 12 rombongan belajar dengan dua Konsentrasi Keahlian yang tersedia, yakni Desain Komunikasi Visual serta Pengembangan Perangkat Lunak dan Gim. Kedua program keahlian tersebut dirancang untuk mempersiapkan peserta didik agar mampu terjun langsung ke dunia kerja, mengembangkan usaha secara mandiri, maupun meneruskan studi ke jenjang yang lebih tinggi. Guna mewujudkan hal tersebut, seluruh kegiatan pendidikan dan proses pembelajaran di sekolah ini diselenggarakan dengan mengacu pada kurikulum yang berlaku, selaras dengan Visi, Misi, dan Tujuan Sekolah yang telah ditetapkan.</w:t>
+      </w:r>
+      <w:r>
+        <w:rPr>
+          <w:rFonts w:ascii="Times New Roman" w:hAnsi="Times New Roman" w:cs="Times New Roman"/>
+        </w:rPr>
+        <w:t xml:space="preserve"> </w:t>
+      </w:r>
+    </w:p>
+    <w:p>
+      <w:pPr>
+        <w:pStyle w:val="ListParagraph"/>
+        <w:ind w:left="0" w:firstLine="360"/>
+        <w:jc w:val="both"/>
+        <w:rPr>
+          <w:rFonts w:ascii="Times New Roman" w:hAnsi="Times New Roman" w:cs="Times New Roman"/>
+        </w:rPr>
+      </w:pPr>
+      <w:r>
+        <w:rPr>
+          <w:rFonts w:ascii="Times New Roman" w:hAnsi="Times New Roman" w:cs="Times New Roman"/>
+        </w:rPr>
+        <w:t xml:space="preserve">Dalam rangka mewujudkan Visi, Misi, dan Tujuan Sekolah tersebut, Konsentrasi Keahlian Pengembangan Perangkat Lunak dan Gim (PPLG) hadir sebagai salah satu program unggulan yang dirancang untuk mencetak tenaga ahli di bidang teknologi informasi dan komunikasi. Melalui program ini, peserta didik dibekali dengan kompetensi yang relevan dan sesuai dengan kebutuhan industri saat ini, mulai dari pengembangan aplikasi berbasis web dan </w:t>
+      </w:r>
+      <w:proofErr w:type="spellStart"/>
+      <w:r>
+        <w:rPr>
+          <w:rFonts w:ascii="Times New Roman" w:hAnsi="Times New Roman" w:cs="Times New Roman"/>
+        </w:rPr>
+        <w:t>mobile</w:t>
+      </w:r>
+      <w:proofErr w:type="spellEnd"/>
+      <w:r>
+        <w:rPr>
+          <w:rFonts w:ascii="Times New Roman" w:hAnsi="Times New Roman" w:cs="Times New Roman"/>
+        </w:rPr>
+        <w:t>, pemrograman, hingga pengembangan gim. Dengan pendekatan pembelajaran yang mengintegrasikan teori dan praktik secara seimbang, Konsentrasi Keahlian PPLG berkomitmen untuk menghasilkan lulusan yang tidak hanya kompeten secara teknis, tetapi juga adaptif terhadap perkembangan teknologi yang terus bergerak dinamis.</w:t>
+      </w:r>
+    </w:p>
+    <w:p>
+      <w:pPr>
+        <w:pStyle w:val="ListParagraph"/>
+        <w:ind w:left="0" w:firstLine="360"/>
+        <w:jc w:val="both"/>
+        <w:rPr>
+          <w:rFonts w:ascii="Times New Roman" w:hAnsi="Times New Roman" w:cs="Times New Roman"/>
+        </w:rPr>
+      </w:pPr>
+      <w:r>
+        <w:rPr>
+          <w:rFonts w:ascii="Times New Roman" w:hAnsi="Times New Roman" w:cs="Times New Roman"/>
+        </w:rPr>
+        <w:t>Dengan demikian, seluruh rangkaian program dan kegiatan yang diselenggarakan oleh Konsentrasi Keahlian Pengembangan Perangkat Lunak dan Gim merupakan wujud nyata dari komitmen SMKS Mahaputra Cerdas Utama dalam menghadirkan pendidikan kejuruan yang berkualitas, terarah, dan berdaya saing. Melalui sinergi antara kurikulum yang terstruktur, tenaga pendidik yang kompeten, serta lingkungan belajar yang kondusif, diharapkan setiap lulusan mampu menjadi individu yang unggul, produktif, dan siap berkontribusi secara nyata bagi kemajuan dunia teknologi, dunia usaha, maupun dunia pendidikan di masa yang akan datang.</w:t>
+      </w:r>
+    </w:p>
+    <w:p>
+      <w:pPr>
+        <w:pStyle w:val="ListParagraph"/>
+        <w:ind w:left="0" w:firstLine="360"/>
+        <w:jc w:val="both"/>
+        <w:rPr>
+          <w:rFonts w:ascii="Times New Roman" w:hAnsi="Times New Roman" w:cs="Times New Roman"/>
+        </w:rPr>
+      </w:pPr>
     </w:p>
     <w:p>
       <w:pPr>
@@ -476,10 +954,48 @@
           <w:numId w:val="1"/>
         </w:numPr>
         <w:jc w:val="both"/>
-      </w:pPr>
-      <w:r>
+        <w:rPr>
+          <w:rFonts w:ascii="Times New Roman" w:hAnsi="Times New Roman" w:cs="Times New Roman"/>
+        </w:rPr>
+      </w:pPr>
+      <w:r>
+        <w:rPr>
+          <w:rFonts w:ascii="Times New Roman" w:hAnsi="Times New Roman" w:cs="Times New Roman"/>
+        </w:rPr>
         <w:t>Visi Paket keahlian Pengembangan Perangkat Lunak dan Gim SMKS Mahaputra Cerdas Utama</w:t>
       </w:r>
+    </w:p>
+    <w:p>
+      <w:pPr>
+        <w:pStyle w:val="ListParagraph"/>
+        <w:ind w:left="0" w:firstLine="360"/>
+        <w:jc w:val="both"/>
+        <w:rPr>
+          <w:rFonts w:ascii="Times New Roman" w:hAnsi="Times New Roman" w:cs="Times New Roman"/>
+        </w:rPr>
+      </w:pPr>
+      <w:r>
+        <w:rPr>
+          <w:rFonts w:ascii="Times New Roman" w:hAnsi="Times New Roman" w:cs="Times New Roman"/>
+        </w:rPr>
+        <w:t>Mewujudkan lulusan Pengembangan Perangkat Lunak dan Gim yang religius, berakhlak mulia, adaptif terhadap perubahan, inovatif dalam pengembangan teknologi, dan mampu bersaing di dunia kerja</w:t>
+      </w:r>
+      <w:r>
+        <w:rPr>
+          <w:rFonts w:ascii="Times New Roman" w:hAnsi="Times New Roman" w:cs="Times New Roman"/>
+        </w:rPr>
+        <w:t>.</w:t>
+      </w:r>
+    </w:p>
+    <w:p>
+      <w:pPr>
+        <w:pStyle w:val="ListParagraph"/>
+        <w:ind w:left="0" w:firstLine="360"/>
+        <w:jc w:val="both"/>
+        <w:rPr>
+          <w:rFonts w:ascii="Times New Roman" w:hAnsi="Times New Roman" w:cs="Times New Roman"/>
+        </w:rPr>
+      </w:pPr>
     </w:p>
     <w:p>
       <w:pPr>
@@ -489,13 +1005,83 @@
           <w:numId w:val="1"/>
         </w:numPr>
         <w:jc w:val="both"/>
-      </w:pPr>
-      <w:r>
-        <w:t>Misi</w:t>
-      </w:r>
-      <w:r>
-        <w:t xml:space="preserve"> Paket keahlian Pengembangan Perangkat Lunak dan Gim SMKS Mahaputra Cerdas Utama</w:t>
-      </w:r>
+        <w:rPr>
+          <w:rFonts w:ascii="Times New Roman" w:hAnsi="Times New Roman" w:cs="Times New Roman"/>
+        </w:rPr>
+      </w:pPr>
+      <w:r>
+        <w:rPr>
+          <w:rFonts w:ascii="Times New Roman" w:hAnsi="Times New Roman" w:cs="Times New Roman"/>
+        </w:rPr>
+        <w:lastRenderedPageBreak/>
+        <w:t>Misi Paket keahlian Pengembangan Perangkat Lunak dan Gim SMKS Mahaputra Cerdas Utama</w:t>
+      </w:r>
+    </w:p>
+    <w:p>
+      <w:pPr>
+        <w:pStyle w:val="ListParagraph"/>
+        <w:numPr>
+          <w:ilvl w:val="0"/>
+          <w:numId w:val="6"/>
+        </w:numPr>
+        <w:jc w:val="both"/>
+        <w:rPr>
+          <w:rFonts w:ascii="Times New Roman" w:hAnsi="Times New Roman" w:cs="Times New Roman"/>
+        </w:rPr>
+      </w:pPr>
+      <w:r>
+        <w:rPr>
+          <w:rFonts w:ascii="Times New Roman" w:hAnsi="Times New Roman" w:cs="Times New Roman"/>
+        </w:rPr>
+        <w:t>Membentuk peserta didik yang religius, berakhlak mulia, adaptif terhadap perubahan, dan inovatif dalam mengembangkan kompetensi di bidang Pengembangan Perangkat Lunak dan Gim sehingga siap memasuki dunia kerja, berwirausaha, maupun melanjutkan pendidikan ke jenjang yang lebih tinggi.</w:t>
+      </w:r>
+    </w:p>
+    <w:p>
+      <w:pPr>
+        <w:pStyle w:val="ListParagraph"/>
+        <w:numPr>
+          <w:ilvl w:val="0"/>
+          <w:numId w:val="6"/>
+        </w:numPr>
+        <w:jc w:val="both"/>
+        <w:rPr>
+          <w:rFonts w:ascii="Times New Roman" w:hAnsi="Times New Roman" w:cs="Times New Roman"/>
+        </w:rPr>
+      </w:pPr>
+      <w:r>
+        <w:rPr>
+          <w:rFonts w:ascii="Times New Roman" w:hAnsi="Times New Roman" w:cs="Times New Roman"/>
+        </w:rPr>
+        <w:t>Menyelenggarakan pembelajaran Pengembangan Perangkat Lunak dan Gim yang berkualitas, relevan dengan kebutuhan industri, dan selaras dengan Visi, Misi, serta Tujuan SMKS Mahaputra Cerdas Utama dalam mewujudkan program keahlian yang unggul dan berdaya saing.</w:t>
+      </w:r>
+    </w:p>
+    <w:p>
+      <w:pPr>
+        <w:pStyle w:val="ListParagraph"/>
+        <w:numPr>
+          <w:ilvl w:val="0"/>
+          <w:numId w:val="6"/>
+        </w:numPr>
+        <w:jc w:val="both"/>
+        <w:rPr>
+          <w:rFonts w:ascii="Times New Roman" w:hAnsi="Times New Roman" w:cs="Times New Roman"/>
+        </w:rPr>
+      </w:pPr>
+      <w:r>
+        <w:rPr>
+          <w:rFonts w:ascii="Times New Roman" w:hAnsi="Times New Roman" w:cs="Times New Roman"/>
+        </w:rPr>
+        <w:t>Berkontribusi nyata dalam mencetak sumber daya manusia di bidang teknologi yang kompeten, berkarakter, dan inovatif sebagai bagian dari upaya memajukan industri digital dan teknologi informasi Indonesia.</w:t>
+      </w:r>
+    </w:p>
+    <w:p>
+      <w:pPr>
+        <w:pStyle w:val="ListParagraph"/>
+        <w:jc w:val="both"/>
+        <w:rPr>
+          <w:rFonts w:ascii="Times New Roman" w:hAnsi="Times New Roman" w:cs="Times New Roman"/>
+        </w:rPr>
+      </w:pPr>
     </w:p>
     <w:p>
       <w:pPr>
@@ -505,13 +1091,114 @@
           <w:numId w:val="1"/>
         </w:numPr>
         <w:jc w:val="both"/>
-      </w:pPr>
-      <w:r>
+        <w:rPr>
+          <w:rFonts w:ascii="Times New Roman" w:hAnsi="Times New Roman" w:cs="Times New Roman"/>
+        </w:rPr>
+      </w:pPr>
+      <w:r>
+        <w:rPr>
+          <w:rFonts w:ascii="Times New Roman" w:hAnsi="Times New Roman" w:cs="Times New Roman"/>
+        </w:rPr>
         <w:t>Tujuan Paket Keahlian Pemrograman Perangkat Lunak dan Gim</w:t>
       </w:r>
     </w:p>
     <w:p>
-      <w:r>
+      <w:pPr>
+        <w:pStyle w:val="ListParagraph"/>
+        <w:numPr>
+          <w:ilvl w:val="0"/>
+          <w:numId w:val="3"/>
+        </w:numPr>
+        <w:jc w:val="both"/>
+        <w:rPr>
+          <w:rFonts w:ascii="Times New Roman" w:hAnsi="Times New Roman" w:cs="Times New Roman"/>
+        </w:rPr>
+      </w:pPr>
+      <w:r>
+        <w:rPr>
+          <w:rFonts w:ascii="Times New Roman" w:hAnsi="Times New Roman" w:cs="Times New Roman"/>
+        </w:rPr>
+        <w:t>Menghasilkan lulusan yang siap terjun ke dunia kerja dengan bekal kemampuan beradaptasi terhadap perkembangan teknologi, jiwa inovatif yang tinggi, serta kompetensi yang kompetitif dalam menghadapi persaingan di industri teknologi.</w:t>
+      </w:r>
+    </w:p>
+    <w:p>
+      <w:pPr>
+        <w:pStyle w:val="ListParagraph"/>
+        <w:numPr>
+          <w:ilvl w:val="0"/>
+          <w:numId w:val="3"/>
+        </w:numPr>
+        <w:jc w:val="both"/>
+        <w:rPr>
+          <w:rFonts w:ascii="Times New Roman" w:hAnsi="Times New Roman" w:cs="Times New Roman"/>
+        </w:rPr>
+      </w:pPr>
+      <w:r>
+        <w:rPr>
+          <w:rFonts w:ascii="Times New Roman" w:hAnsi="Times New Roman" w:cs="Times New Roman"/>
+        </w:rPr>
+        <w:t>Menjadikan program keahlian PPLG sebagai program unggulan yang diakui kualitasnya, relevan dengan kebutuhan industri</w:t>
+      </w:r>
+      <w:r>
+        <w:rPr>
+          <w:rFonts w:ascii="Times New Roman" w:hAnsi="Times New Roman" w:cs="Times New Roman"/>
+        </w:rPr>
+        <w:t>.</w:t>
+      </w:r>
+    </w:p>
+    <w:p>
+      <w:pPr>
+        <w:pStyle w:val="ListParagraph"/>
+        <w:numPr>
+          <w:ilvl w:val="0"/>
+          <w:numId w:val="3"/>
+        </w:numPr>
+        <w:jc w:val="both"/>
+        <w:rPr>
+          <w:rFonts w:ascii="Times New Roman" w:hAnsi="Times New Roman" w:cs="Times New Roman"/>
+        </w:rPr>
+      </w:pPr>
+      <w:r>
+        <w:rPr>
+          <w:rFonts w:ascii="Times New Roman" w:hAnsi="Times New Roman" w:cs="Times New Roman"/>
+        </w:rPr>
+        <w:t xml:space="preserve"> </w:t>
+      </w:r>
+      <w:r>
+        <w:rPr>
+          <w:rFonts w:ascii="Times New Roman" w:hAnsi="Times New Roman" w:cs="Times New Roman"/>
+        </w:rPr>
+        <w:t>Berkontribusi nyata dalam mencetak sumber daya manusia di bidang teknologi</w:t>
+      </w:r>
+      <w:r>
+        <w:rPr>
+          <w:rFonts w:ascii="Times New Roman" w:hAnsi="Times New Roman" w:cs="Times New Roman"/>
+        </w:rPr>
+        <w:t xml:space="preserve"> yang </w:t>
+      </w:r>
+      <w:r>
+        <w:rPr>
+          <w:rFonts w:ascii="Times New Roman" w:hAnsi="Times New Roman" w:cs="Times New Roman"/>
+        </w:rPr>
+        <w:t>berkualitas</w:t>
+      </w:r>
+      <w:r>
+        <w:rPr>
+          <w:rFonts w:ascii="Times New Roman" w:hAnsi="Times New Roman" w:cs="Times New Roman"/>
+        </w:rPr>
+        <w:t>.</w:t>
+      </w:r>
+    </w:p>
+    <w:p>
+      <w:pPr>
+        <w:rPr>
+          <w:rFonts w:ascii="Times New Roman" w:hAnsi="Times New Roman" w:cs="Times New Roman"/>
+        </w:rPr>
+      </w:pPr>
+      <w:r>
+        <w:rPr>
+          <w:rFonts w:ascii="Times New Roman" w:hAnsi="Times New Roman" w:cs="Times New Roman"/>
+        </w:rPr>
         <w:br w:type="page"/>
       </w:r>
     </w:p>
@@ -519,8 +1206,14 @@
       <w:pPr>
         <w:pStyle w:val="ListParagraph"/>
         <w:jc w:val="center"/>
-      </w:pPr>
-      <w:r>
+        <w:rPr>
+          <w:rFonts w:ascii="Times New Roman" w:hAnsi="Times New Roman" w:cs="Times New Roman"/>
+        </w:rPr>
+      </w:pPr>
+      <w:r>
+        <w:rPr>
+          <w:rFonts w:ascii="Times New Roman" w:hAnsi="Times New Roman" w:cs="Times New Roman"/>
+        </w:rPr>
         <w:lastRenderedPageBreak/>
         <w:t>BAB II</w:t>
       </w:r>
@@ -529,8 +1222,14 @@
       <w:pPr>
         <w:pStyle w:val="ListParagraph"/>
         <w:jc w:val="center"/>
-      </w:pPr>
-      <w:r>
+        <w:rPr>
+          <w:rFonts w:ascii="Times New Roman" w:hAnsi="Times New Roman" w:cs="Times New Roman"/>
+        </w:rPr>
+      </w:pPr>
+      <w:r>
+        <w:rPr>
+          <w:rFonts w:ascii="Times New Roman" w:hAnsi="Times New Roman" w:cs="Times New Roman"/>
+        </w:rPr>
         <w:t>PROGRAM KERJA</w:t>
       </w:r>
     </w:p>
@@ -542,10 +1241,596 @@
           <w:numId w:val="2"/>
         </w:numPr>
         <w:jc w:val="both"/>
-      </w:pPr>
-      <w:r>
+        <w:rPr>
+          <w:rFonts w:ascii="Times New Roman" w:hAnsi="Times New Roman" w:cs="Times New Roman"/>
+        </w:rPr>
+      </w:pPr>
+      <w:r>
+        <w:rPr>
+          <w:rFonts w:ascii="Times New Roman" w:hAnsi="Times New Roman" w:cs="Times New Roman"/>
+        </w:rPr>
         <w:t>URAIAN TUGAS</w:t>
       </w:r>
+    </w:p>
+    <w:tbl>
+      <w:tblPr>
+        <w:tblStyle w:val="TableGrid"/>
+        <w:tblW w:w="0" w:type="auto"/>
+        <w:tblInd w:w="1080" w:type="dxa"/>
+        <w:tblLook w:val="04A0" w:firstRow="1" w:lastRow="0" w:firstColumn="1" w:lastColumn="0" w:noHBand="0" w:noVBand="1"/>
+      </w:tblPr>
+      <w:tblGrid>
+        <w:gridCol w:w="579"/>
+        <w:gridCol w:w="2012"/>
+        <w:gridCol w:w="4256"/>
+      </w:tblGrid>
+      <w:tr>
+        <w:tc>
+          <w:tcPr>
+            <w:tcW w:w="616" w:type="dxa"/>
+          </w:tcPr>
+          <w:p>
+            <w:pPr>
+              <w:pStyle w:val="ListParagraph"/>
+              <w:ind w:left="0"/>
+              <w:jc w:val="both"/>
+              <w:rPr>
+                <w:rFonts w:ascii="Times New Roman" w:hAnsi="Times New Roman" w:cs="Times New Roman"/>
+              </w:rPr>
+            </w:pPr>
+            <w:proofErr w:type="spellStart"/>
+            <w:r>
+              <w:rPr>
+                <w:rFonts w:ascii="Times New Roman" w:hAnsi="Times New Roman" w:cs="Times New Roman"/>
+              </w:rPr>
+              <w:t>No</w:t>
+            </w:r>
+            <w:proofErr w:type="spellEnd"/>
+          </w:p>
+        </w:tc>
+        <w:tc>
+          <w:tcPr>
+            <w:tcW w:w="2268" w:type="dxa"/>
+          </w:tcPr>
+          <w:p>
+            <w:pPr>
+              <w:pStyle w:val="ListParagraph"/>
+              <w:ind w:left="0"/>
+              <w:jc w:val="both"/>
+              <w:rPr>
+                <w:rFonts w:ascii="Times New Roman" w:hAnsi="Times New Roman" w:cs="Times New Roman"/>
+              </w:rPr>
+            </w:pPr>
+            <w:r>
+              <w:rPr>
+                <w:rFonts w:ascii="Times New Roman" w:hAnsi="Times New Roman" w:cs="Times New Roman"/>
+              </w:rPr>
+              <w:t>Jabatan</w:t>
+            </w:r>
+          </w:p>
+        </w:tc>
+        <w:tc>
+          <w:tcPr>
+            <w:tcW w:w="5052" w:type="dxa"/>
+          </w:tcPr>
+          <w:p>
+            <w:pPr>
+              <w:pStyle w:val="ListParagraph"/>
+              <w:ind w:left="0"/>
+              <w:jc w:val="both"/>
+              <w:rPr>
+                <w:rFonts w:ascii="Times New Roman" w:hAnsi="Times New Roman" w:cs="Times New Roman"/>
+              </w:rPr>
+            </w:pPr>
+            <w:r>
+              <w:rPr>
+                <w:rFonts w:ascii="Times New Roman" w:hAnsi="Times New Roman" w:cs="Times New Roman"/>
+              </w:rPr>
+              <w:t>Tanggung jawab, Wewenang &amp; Tugas</w:t>
+            </w:r>
+          </w:p>
+        </w:tc>
+      </w:tr>
+      <w:tr>
+        <w:tc>
+          <w:tcPr>
+            <w:tcW w:w="616" w:type="dxa"/>
+          </w:tcPr>
+          <w:p>
+            <w:pPr>
+              <w:pStyle w:val="ListParagraph"/>
+              <w:ind w:left="0"/>
+              <w:jc w:val="both"/>
+              <w:rPr>
+                <w:rFonts w:ascii="Times New Roman" w:hAnsi="Times New Roman" w:cs="Times New Roman"/>
+              </w:rPr>
+            </w:pPr>
+            <w:r>
+              <w:rPr>
+                <w:rFonts w:ascii="Times New Roman" w:hAnsi="Times New Roman" w:cs="Times New Roman"/>
+              </w:rPr>
+              <w:t>1</w:t>
+            </w:r>
+          </w:p>
+        </w:tc>
+        <w:tc>
+          <w:tcPr>
+            <w:tcW w:w="2268" w:type="dxa"/>
+          </w:tcPr>
+          <w:p>
+            <w:pPr>
+              <w:pStyle w:val="Konten"/>
+              <w:ind w:firstLine="0"/>
+              <w:rPr>
+                <w:rFonts w:ascii="Times New Roman" w:hAnsi="Times New Roman" w:cs="Times New Roman"/>
+                <w:b/>
+                <w:bCs/>
+                <w:sz w:val="22"/>
+                <w:szCs w:val="22"/>
+              </w:rPr>
+            </w:pPr>
+            <w:r>
+              <w:rPr>
+                <w:rFonts w:ascii="Times New Roman" w:hAnsi="Times New Roman" w:cs="Times New Roman"/>
+                <w:b/>
+                <w:bCs/>
+                <w:sz w:val="22"/>
+                <w:szCs w:val="22"/>
+              </w:rPr>
+              <w:t xml:space="preserve">Laboran </w:t>
+            </w:r>
+            <w:r>
+              <w:rPr>
+                <w:rFonts w:ascii="Times New Roman" w:hAnsi="Times New Roman" w:cs="Times New Roman"/>
+                <w:b/>
+                <w:bCs/>
+                <w:sz w:val="22"/>
+                <w:szCs w:val="22"/>
+                <w:lang w:val="en-US"/>
+              </w:rPr>
+              <w:t>PPLG</w:t>
+            </w:r>
+            <w:r>
+              <w:rPr>
+                <w:rFonts w:ascii="Times New Roman" w:hAnsi="Times New Roman" w:cs="Times New Roman"/>
+                <w:b/>
+                <w:bCs/>
+                <w:sz w:val="22"/>
+                <w:szCs w:val="22"/>
+              </w:rPr>
+              <w:t>/Kepala</w:t>
+            </w:r>
+          </w:p>
+          <w:p>
+            <w:pPr>
+              <w:pStyle w:val="ListParagraph"/>
+              <w:ind w:left="0"/>
+              <w:jc w:val="both"/>
+              <w:rPr>
+                <w:rFonts w:ascii="Times New Roman" w:hAnsi="Times New Roman" w:cs="Times New Roman"/>
+              </w:rPr>
+            </w:pPr>
+            <w:proofErr w:type="spellStart"/>
+            <w:r>
+              <w:rPr>
+                <w:rFonts w:ascii="Times New Roman" w:hAnsi="Times New Roman" w:cs="Times New Roman"/>
+                <w:b/>
+                <w:bCs/>
+                <w:sz w:val="22"/>
+                <w:szCs w:val="22"/>
+              </w:rPr>
+              <w:t>Labor</w:t>
+            </w:r>
+            <w:proofErr w:type="spellEnd"/>
+          </w:p>
+        </w:tc>
+        <w:tc>
+          <w:tcPr>
+            <w:tcW w:w="5052" w:type="dxa"/>
+          </w:tcPr>
+          <w:p>
+            <w:pPr>
+              <w:pStyle w:val="ListParagraph"/>
+              <w:jc w:val="both"/>
+              <w:rPr>
+                <w:rFonts w:ascii="Times New Roman" w:hAnsi="Times New Roman" w:cs="Times New Roman"/>
+              </w:rPr>
+            </w:pPr>
+            <w:r>
+              <w:rPr>
+                <w:rFonts w:ascii="Times New Roman" w:hAnsi="Times New Roman" w:cs="Times New Roman"/>
+              </w:rPr>
+              <w:t>TANGGUNG JAWAB</w:t>
+            </w:r>
+          </w:p>
+          <w:p>
+            <w:pPr>
+              <w:pStyle w:val="ListParagraph"/>
+              <w:jc w:val="both"/>
+              <w:rPr>
+                <w:rFonts w:ascii="Times New Roman" w:hAnsi="Times New Roman" w:cs="Times New Roman"/>
+              </w:rPr>
+            </w:pPr>
+          </w:p>
+          <w:p>
+            <w:pPr>
+              <w:pStyle w:val="ListParagraph"/>
+              <w:jc w:val="both"/>
+              <w:rPr>
+                <w:rFonts w:ascii="Times New Roman" w:hAnsi="Times New Roman" w:cs="Times New Roman"/>
+              </w:rPr>
+            </w:pPr>
+            <w:r>
+              <w:rPr>
+                <w:rFonts w:ascii="Times New Roman" w:hAnsi="Times New Roman" w:cs="Times New Roman"/>
+              </w:rPr>
+              <w:t>Bertanggung jawab kepada Kepala Konsentrasi Keahlian Pengembangan Perangkat Lunak dan Gim atas terselenggaranya kegiatan belajar mengajar di laboratorium komputer.</w:t>
+            </w:r>
+          </w:p>
+          <w:p>
+            <w:pPr>
+              <w:pStyle w:val="ListParagraph"/>
+              <w:jc w:val="both"/>
+              <w:rPr>
+                <w:rFonts w:ascii="Times New Roman" w:hAnsi="Times New Roman" w:cs="Times New Roman"/>
+              </w:rPr>
+            </w:pPr>
+            <w:r>
+              <w:rPr>
+                <w:rFonts w:ascii="Times New Roman" w:hAnsi="Times New Roman" w:cs="Times New Roman"/>
+              </w:rPr>
+              <w:t>WEWENANG</w:t>
+            </w:r>
+          </w:p>
+          <w:p>
+            <w:pPr>
+              <w:pStyle w:val="ListParagraph"/>
+              <w:jc w:val="both"/>
+              <w:rPr>
+                <w:rFonts w:ascii="Times New Roman" w:hAnsi="Times New Roman" w:cs="Times New Roman"/>
+              </w:rPr>
+            </w:pPr>
+          </w:p>
+          <w:p>
+            <w:pPr>
+              <w:pStyle w:val="ListParagraph"/>
+              <w:jc w:val="both"/>
+              <w:rPr>
+                <w:rFonts w:ascii="Times New Roman" w:hAnsi="Times New Roman" w:cs="Times New Roman"/>
+              </w:rPr>
+            </w:pPr>
+            <w:r>
+              <w:rPr>
+                <w:rFonts w:ascii="Times New Roman" w:hAnsi="Times New Roman" w:cs="Times New Roman"/>
+              </w:rPr>
+              <w:t>Menyelenggarakan seluruh kegiatan yang dilaksanakan di laboratorium komputer Konsentrasi Keahlian Pengembangan Perangkat Lunak dan Gim.</w:t>
+            </w:r>
+          </w:p>
+          <w:p>
+            <w:pPr>
+              <w:pStyle w:val="ListParagraph"/>
+              <w:jc w:val="both"/>
+              <w:rPr>
+                <w:rFonts w:ascii="Times New Roman" w:hAnsi="Times New Roman" w:cs="Times New Roman"/>
+              </w:rPr>
+            </w:pPr>
+            <w:r>
+              <w:rPr>
+                <w:rFonts w:ascii="Times New Roman" w:hAnsi="Times New Roman" w:cs="Times New Roman"/>
+              </w:rPr>
+              <w:t>TUGAS</w:t>
+            </w:r>
+          </w:p>
+          <w:p>
+            <w:pPr>
+              <w:pStyle w:val="ListParagraph"/>
+              <w:jc w:val="both"/>
+              <w:rPr>
+                <w:rFonts w:ascii="Times New Roman" w:hAnsi="Times New Roman" w:cs="Times New Roman"/>
+              </w:rPr>
+            </w:pPr>
+          </w:p>
+          <w:p>
+            <w:pPr>
+              <w:pStyle w:val="ListParagraph"/>
+              <w:jc w:val="both"/>
+              <w:rPr>
+                <w:rFonts w:ascii="Times New Roman" w:hAnsi="Times New Roman" w:cs="Times New Roman"/>
+              </w:rPr>
+            </w:pPr>
+            <w:r>
+              <w:rPr>
+                <w:rFonts w:ascii="Times New Roman" w:hAnsi="Times New Roman" w:cs="Times New Roman"/>
+              </w:rPr>
+              <w:t>Merawat, menjaga, memelihara, serta memperbaiki perangkat keras dan perangkat lunak yang digunakan dalam kegiatan praktik dengan berkoordinasi bersama Kepala Konsentrasi Keahlian PPLG.</w:t>
+            </w:r>
+          </w:p>
+          <w:p>
+            <w:pPr>
+              <w:pStyle w:val="ListParagraph"/>
+              <w:jc w:val="both"/>
+              <w:rPr>
+                <w:rFonts w:ascii="Times New Roman" w:hAnsi="Times New Roman" w:cs="Times New Roman"/>
+              </w:rPr>
+            </w:pPr>
+            <w:r>
+              <w:rPr>
+                <w:rFonts w:ascii="Times New Roman" w:hAnsi="Times New Roman" w:cs="Times New Roman"/>
+              </w:rPr>
+              <w:t>Menetapkan program pembelajaran praktik serta jadwal kegiatan penggunaan laboratorium komputer.</w:t>
+            </w:r>
+          </w:p>
+          <w:p>
+            <w:pPr>
+              <w:pStyle w:val="ListParagraph"/>
+              <w:jc w:val="both"/>
+              <w:rPr>
+                <w:rFonts w:ascii="Times New Roman" w:hAnsi="Times New Roman" w:cs="Times New Roman"/>
+              </w:rPr>
+            </w:pPr>
+            <w:r>
+              <w:rPr>
+                <w:rFonts w:ascii="Times New Roman" w:hAnsi="Times New Roman" w:cs="Times New Roman"/>
+              </w:rPr>
+              <w:t>Mengelola administrasi kegiatan laboratorium komputer secara tertib dan teratur.</w:t>
+            </w:r>
+          </w:p>
+          <w:p>
+            <w:pPr>
+              <w:pStyle w:val="ListParagraph"/>
+              <w:jc w:val="both"/>
+              <w:rPr>
+                <w:rFonts w:ascii="Times New Roman" w:hAnsi="Times New Roman" w:cs="Times New Roman"/>
+              </w:rPr>
+            </w:pPr>
+            <w:r>
+              <w:rPr>
+                <w:rFonts w:ascii="Times New Roman" w:hAnsi="Times New Roman" w:cs="Times New Roman"/>
+              </w:rPr>
+              <w:t>Merencanakan kebutuhan perangkat keras, perangkat lunak, dan bahan penunjang kegiatan praktik.</w:t>
+            </w:r>
+          </w:p>
+          <w:p>
+            <w:pPr>
+              <w:pStyle w:val="ListParagraph"/>
+              <w:ind w:left="0"/>
+              <w:jc w:val="both"/>
+              <w:rPr>
+                <w:rFonts w:ascii="Times New Roman" w:hAnsi="Times New Roman" w:cs="Times New Roman"/>
+              </w:rPr>
+            </w:pPr>
+            <w:r>
+              <w:rPr>
+                <w:rFonts w:ascii="Times New Roman" w:hAnsi="Times New Roman" w:cs="Times New Roman"/>
+              </w:rPr>
+              <w:t>Melaporkan secara berkala kondisi dan keadaan peralatan laboratorium kepada Kepala Konsentrasi Keahlian PPLG.</w:t>
+            </w:r>
+          </w:p>
+        </w:tc>
+      </w:tr>
+      <w:tr>
+        <w:tc>
+          <w:tcPr>
+            <w:tcW w:w="616" w:type="dxa"/>
+          </w:tcPr>
+          <w:p>
+            <w:pPr>
+              <w:pStyle w:val="ListParagraph"/>
+              <w:ind w:left="0"/>
+              <w:jc w:val="both"/>
+              <w:rPr>
+                <w:rFonts w:ascii="Times New Roman" w:hAnsi="Times New Roman" w:cs="Times New Roman"/>
+              </w:rPr>
+            </w:pPr>
+          </w:p>
+        </w:tc>
+        <w:tc>
+          <w:tcPr>
+            <w:tcW w:w="2268" w:type="dxa"/>
+          </w:tcPr>
+          <w:p>
+            <w:pPr>
+              <w:pStyle w:val="ListParagraph"/>
+              <w:ind w:left="0"/>
+              <w:jc w:val="both"/>
+              <w:rPr>
+                <w:rFonts w:ascii="Times New Roman" w:hAnsi="Times New Roman" w:cs="Times New Roman"/>
+              </w:rPr>
+            </w:pPr>
+            <w:r>
+              <w:rPr>
+                <w:rFonts w:ascii="Times New Roman" w:hAnsi="Times New Roman" w:cs="Times New Roman"/>
+              </w:rPr>
+              <w:t>Teknisi</w:t>
+            </w:r>
+          </w:p>
+        </w:tc>
+        <w:tc>
+          <w:tcPr>
+            <w:tcW w:w="5052" w:type="dxa"/>
+          </w:tcPr>
+          <w:p>
+            <w:pPr>
+              <w:pStyle w:val="ListParagraph"/>
+              <w:jc w:val="both"/>
+              <w:rPr>
+                <w:rFonts w:ascii="Times New Roman" w:hAnsi="Times New Roman" w:cs="Times New Roman"/>
+              </w:rPr>
+            </w:pPr>
+            <w:r>
+              <w:rPr>
+                <w:rFonts w:ascii="Times New Roman" w:hAnsi="Times New Roman" w:cs="Times New Roman"/>
+                <w:b/>
+                <w:bCs/>
+              </w:rPr>
+              <w:t>TANGGUNG JAWAB</w:t>
+            </w:r>
+          </w:p>
+          <w:p>
+            <w:pPr>
+              <w:pStyle w:val="ListParagraph"/>
+              <w:numPr>
+                <w:ilvl w:val="0"/>
+                <w:numId w:val="4"/>
+              </w:numPr>
+              <w:jc w:val="both"/>
+              <w:rPr>
+                <w:rFonts w:ascii="Times New Roman" w:hAnsi="Times New Roman" w:cs="Times New Roman"/>
+              </w:rPr>
+            </w:pPr>
+            <w:r>
+              <w:rPr>
+                <w:rFonts w:ascii="Times New Roman" w:hAnsi="Times New Roman" w:cs="Times New Roman"/>
+              </w:rPr>
+              <w:t xml:space="preserve">Bertanggung jawab kepada Kepala Laboratorium Komputer PPLG atas kondisi perangkat keras dan perangkat lunak serta data </w:t>
+            </w:r>
+            <w:r>
+              <w:rPr>
+                <w:rFonts w:ascii="Times New Roman" w:hAnsi="Times New Roman" w:cs="Times New Roman"/>
+              </w:rPr>
+              <w:lastRenderedPageBreak/>
+              <w:t>inventarisasi peralatan yang ada di laboratorium.</w:t>
+            </w:r>
+          </w:p>
+          <w:p>
+            <w:pPr>
+              <w:pStyle w:val="ListParagraph"/>
+              <w:numPr>
+                <w:ilvl w:val="0"/>
+                <w:numId w:val="4"/>
+              </w:numPr>
+              <w:jc w:val="both"/>
+              <w:rPr>
+                <w:rFonts w:ascii="Times New Roman" w:hAnsi="Times New Roman" w:cs="Times New Roman"/>
+              </w:rPr>
+            </w:pPr>
+            <w:r>
+              <w:rPr>
+                <w:rFonts w:ascii="Times New Roman" w:hAnsi="Times New Roman" w:cs="Times New Roman"/>
+              </w:rPr>
+              <w:t>Membantu pelaksanaan 7K dalam Konsentrasi Keahlian Pengembangan Perangkat Lunak dan Gim.</w:t>
+            </w:r>
+          </w:p>
+          <w:p>
+            <w:pPr>
+              <w:pStyle w:val="ListParagraph"/>
+              <w:numPr>
+                <w:ilvl w:val="0"/>
+                <w:numId w:val="4"/>
+              </w:numPr>
+              <w:jc w:val="both"/>
+              <w:rPr>
+                <w:rFonts w:ascii="Times New Roman" w:hAnsi="Times New Roman" w:cs="Times New Roman"/>
+              </w:rPr>
+            </w:pPr>
+            <w:r>
+              <w:rPr>
+                <w:rFonts w:ascii="Times New Roman" w:hAnsi="Times New Roman" w:cs="Times New Roman"/>
+              </w:rPr>
+              <w:t>Membuat laporan berkala dan insidental terkait kondisi peralatan laboratorium komputer.</w:t>
+            </w:r>
+          </w:p>
+          <w:p>
+            <w:pPr>
+              <w:pStyle w:val="ListParagraph"/>
+              <w:jc w:val="both"/>
+              <w:rPr>
+                <w:rFonts w:ascii="Times New Roman" w:hAnsi="Times New Roman" w:cs="Times New Roman"/>
+              </w:rPr>
+            </w:pPr>
+            <w:r>
+              <w:rPr>
+                <w:rFonts w:ascii="Times New Roman" w:hAnsi="Times New Roman" w:cs="Times New Roman"/>
+                <w:b/>
+                <w:bCs/>
+              </w:rPr>
+              <w:t>WEWENANG</w:t>
+            </w:r>
+            <w:r>
+              <w:rPr>
+                <w:rFonts w:ascii="Times New Roman" w:hAnsi="Times New Roman" w:cs="Times New Roman"/>
+              </w:rPr>
+              <w:br/>
+              <w:t>Melaksanakan seluruh pengecekan kondisi perangkat keras, perangkat lunak, dan fasilitas pendukung di laboratorium komputer Konsentrasi Keahlian Pengembangan Perangkat Lunak dan Gim.</w:t>
+            </w:r>
+          </w:p>
+          <w:p>
+            <w:pPr>
+              <w:pStyle w:val="ListParagraph"/>
+              <w:jc w:val="both"/>
+              <w:rPr>
+                <w:rFonts w:ascii="Times New Roman" w:hAnsi="Times New Roman" w:cs="Times New Roman"/>
+              </w:rPr>
+            </w:pPr>
+            <w:r>
+              <w:rPr>
+                <w:rFonts w:ascii="Times New Roman" w:hAnsi="Times New Roman" w:cs="Times New Roman"/>
+                <w:b/>
+                <w:bCs/>
+              </w:rPr>
+              <w:t>TUGAS</w:t>
+            </w:r>
+          </w:p>
+          <w:p>
+            <w:pPr>
+              <w:pStyle w:val="ListParagraph"/>
+              <w:numPr>
+                <w:ilvl w:val="0"/>
+                <w:numId w:val="5"/>
+              </w:numPr>
+              <w:jc w:val="both"/>
+              <w:rPr>
+                <w:rFonts w:ascii="Times New Roman" w:hAnsi="Times New Roman" w:cs="Times New Roman"/>
+              </w:rPr>
+            </w:pPr>
+            <w:r>
+              <w:rPr>
+                <w:rFonts w:ascii="Times New Roman" w:hAnsi="Times New Roman" w:cs="Times New Roman"/>
+              </w:rPr>
+              <w:t>Merawat, menjaga, memelihara, serta memperbaiki perangkat keras dan perangkat lunak yang ada di laboratorium komputer PPLG.</w:t>
+            </w:r>
+          </w:p>
+          <w:p>
+            <w:pPr>
+              <w:pStyle w:val="ListParagraph"/>
+              <w:numPr>
+                <w:ilvl w:val="0"/>
+                <w:numId w:val="5"/>
+              </w:numPr>
+              <w:jc w:val="both"/>
+              <w:rPr>
+                <w:rFonts w:ascii="Times New Roman" w:hAnsi="Times New Roman" w:cs="Times New Roman"/>
+              </w:rPr>
+            </w:pPr>
+            <w:r>
+              <w:rPr>
+                <w:rFonts w:ascii="Times New Roman" w:hAnsi="Times New Roman" w:cs="Times New Roman"/>
+              </w:rPr>
+              <w:t>Melaporkan secara berkala (triwulan) kondisi peralatan laboratorium komputer kepada Kepala Laboratorium Komputer PPLG.</w:t>
+            </w:r>
+          </w:p>
+          <w:p>
+            <w:pPr>
+              <w:pStyle w:val="ListParagraph"/>
+              <w:ind w:left="0"/>
+              <w:jc w:val="both"/>
+              <w:rPr>
+                <w:rFonts w:ascii="Times New Roman" w:hAnsi="Times New Roman" w:cs="Times New Roman"/>
+              </w:rPr>
+            </w:pPr>
+          </w:p>
+        </w:tc>
+      </w:tr>
+    </w:tbl>
+    <w:p>
+      <w:pPr>
+        <w:pStyle w:val="ListParagraph"/>
+        <w:ind w:left="1080"/>
+        <w:jc w:val="both"/>
+        <w:rPr>
+          <w:rFonts w:ascii="Times New Roman" w:hAnsi="Times New Roman" w:cs="Times New Roman"/>
+        </w:rPr>
+      </w:pPr>
     </w:p>
     <w:p>
       <w:pPr>
@@ -555,13 +1840,27 @@
           <w:numId w:val="2"/>
         </w:numPr>
         <w:jc w:val="both"/>
-      </w:pPr>
-      <w:r>
+        <w:rPr>
+          <w:rFonts w:ascii="Times New Roman" w:hAnsi="Times New Roman" w:cs="Times New Roman"/>
+        </w:rPr>
+      </w:pPr>
+      <w:r>
+        <w:rPr>
+          <w:rFonts w:ascii="Times New Roman" w:hAnsi="Times New Roman" w:cs="Times New Roman"/>
+        </w:rPr>
         <w:t>PROGRAM KERJA</w:t>
       </w:r>
     </w:p>
     <w:p>
-      <w:r>
+      <w:pPr>
+        <w:rPr>
+          <w:rFonts w:ascii="Times New Roman" w:hAnsi="Times New Roman" w:cs="Times New Roman"/>
+        </w:rPr>
+      </w:pPr>
+      <w:r>
+        <w:rPr>
+          <w:rFonts w:ascii="Times New Roman" w:hAnsi="Times New Roman" w:cs="Times New Roman"/>
+        </w:rPr>
         <w:br w:type="page"/>
       </w:r>
     </w:p>
@@ -570,27 +1869,58 @@
         <w:pStyle w:val="ListParagraph"/>
         <w:ind w:left="1080"/>
         <w:jc w:val="center"/>
-      </w:pPr>
-      <w:r>
+        <w:rPr>
+          <w:rFonts w:ascii="Times New Roman" w:hAnsi="Times New Roman" w:cs="Times New Roman"/>
+        </w:rPr>
+      </w:pPr>
+      <w:r>
+        <w:rPr>
+          <w:rFonts w:ascii="Times New Roman" w:hAnsi="Times New Roman" w:cs="Times New Roman"/>
+        </w:rPr>
         <w:lastRenderedPageBreak/>
-        <w:t>BAB II</w:t>
-      </w:r>
-      <w:r>
+        <w:t xml:space="preserve">BAB </w:t>
+      </w:r>
+      <w:proofErr w:type="spellStart"/>
+      <w:r>
+        <w:rPr>
+          <w:rFonts w:ascii="Times New Roman" w:hAnsi="Times New Roman" w:cs="Times New Roman"/>
+        </w:rPr>
+        <w:t>II</w:t>
+      </w:r>
+      <w:r>
+        <w:rPr>
+          <w:rFonts w:ascii="Times New Roman" w:hAnsi="Times New Roman" w:cs="Times New Roman"/>
+        </w:rPr>
         <w:t>i</w:t>
       </w:r>
+      <w:proofErr w:type="spellEnd"/>
     </w:p>
     <w:p>
       <w:pPr>
         <w:pStyle w:val="ListParagraph"/>
         <w:ind w:left="1080"/>
         <w:jc w:val="center"/>
-      </w:pPr>
-      <w:r>
+        <w:rPr>
+          <w:rFonts w:ascii="Times New Roman" w:hAnsi="Times New Roman" w:cs="Times New Roman"/>
+        </w:rPr>
+      </w:pPr>
+      <w:r>
+        <w:rPr>
+          <w:rFonts w:ascii="Times New Roman" w:hAnsi="Times New Roman" w:cs="Times New Roman"/>
+        </w:rPr>
         <w:t>PENUTUP</w:t>
       </w:r>
     </w:p>
     <w:p>
-      <w:r>
+      <w:pPr>
+        <w:rPr>
+          <w:rFonts w:ascii="Times New Roman" w:hAnsi="Times New Roman" w:cs="Times New Roman"/>
+        </w:rPr>
+      </w:pPr>
+      <w:r>
+        <w:rPr>
+          <w:rFonts w:ascii="Times New Roman" w:hAnsi="Times New Roman" w:cs="Times New Roman"/>
+        </w:rPr>
         <w:br w:type="page"/>
       </w:r>
     </w:p>
@@ -599,15 +1929,21 @@
         <w:pStyle w:val="ListParagraph"/>
         <w:ind w:left="1080"/>
         <w:jc w:val="center"/>
-      </w:pPr>
-      <w:r>
+        <w:rPr>
+          <w:rFonts w:ascii="Times New Roman" w:hAnsi="Times New Roman" w:cs="Times New Roman"/>
+        </w:rPr>
+      </w:pPr>
+      <w:r>
+        <w:rPr>
+          <w:rFonts w:ascii="Times New Roman" w:hAnsi="Times New Roman" w:cs="Times New Roman"/>
+        </w:rPr>
         <w:lastRenderedPageBreak/>
         <w:t>LAMPIRAN</w:t>
       </w:r>
     </w:p>
     <w:sectPr>
       <w:pgSz w:w="11906" w:h="16838"/>
-      <w:pgMar w:top="1440" w:right="1440" w:bottom="1440" w:left="1440" w:header="708" w:footer="708" w:gutter="0"/>
+      <w:pgMar w:top="1701" w:right="1701" w:bottom="1701" w:left="2268" w:header="708" w:footer="708" w:gutter="0"/>
       <w:cols w:space="708"/>
       <w:docGrid w:linePitch="360"/>
     </w:sectPr>
@@ -627,7 +1963,7 @@
       <w:lvlText w:val="%1."/>
       <w:lvlJc w:val="left"/>
       <w:pPr>
-        <w:ind w:left="720" w:hanging="360"/>
+        <w:ind w:left="360" w:hanging="360"/>
       </w:pPr>
       <w:rPr>
         <w:rFonts w:hint="default"/>
@@ -639,7 +1975,7 @@
       <w:lvlText w:val="%2."/>
       <w:lvlJc w:val="left"/>
       <w:pPr>
-        <w:ind w:left="1440" w:hanging="360"/>
+        <w:ind w:left="1080" w:hanging="360"/>
       </w:pPr>
     </w:lvl>
     <w:lvl w:ilvl="2" w:tplc="0421001B" w:tentative="1">
@@ -648,7 +1984,7 @@
       <w:lvlText w:val="%3."/>
       <w:lvlJc w:val="right"/>
       <w:pPr>
-        <w:ind w:left="2160" w:hanging="180"/>
+        <w:ind w:left="1800" w:hanging="180"/>
       </w:pPr>
     </w:lvl>
     <w:lvl w:ilvl="3" w:tplc="0421000F" w:tentative="1">
@@ -657,7 +1993,7 @@
       <w:lvlText w:val="%4."/>
       <w:lvlJc w:val="left"/>
       <w:pPr>
-        <w:ind w:left="2880" w:hanging="360"/>
+        <w:ind w:left="2520" w:hanging="360"/>
       </w:pPr>
     </w:lvl>
     <w:lvl w:ilvl="4" w:tplc="04210019" w:tentative="1">
@@ -666,7 +2002,7 @@
       <w:lvlText w:val="%5."/>
       <w:lvlJc w:val="left"/>
       <w:pPr>
-        <w:ind w:left="3600" w:hanging="360"/>
+        <w:ind w:left="3240" w:hanging="360"/>
       </w:pPr>
     </w:lvl>
     <w:lvl w:ilvl="5" w:tplc="0421001B" w:tentative="1">
@@ -675,7 +2011,7 @@
       <w:lvlText w:val="%6."/>
       <w:lvlJc w:val="right"/>
       <w:pPr>
-        <w:ind w:left="4320" w:hanging="180"/>
+        <w:ind w:left="3960" w:hanging="180"/>
       </w:pPr>
     </w:lvl>
     <w:lvl w:ilvl="6" w:tplc="0421000F" w:tentative="1">
@@ -684,7 +2020,7 @@
       <w:lvlText w:val="%7."/>
       <w:lvlJc w:val="left"/>
       <w:pPr>
-        <w:ind w:left="5040" w:hanging="360"/>
+        <w:ind w:left="4680" w:hanging="360"/>
       </w:pPr>
     </w:lvl>
     <w:lvl w:ilvl="7" w:tplc="04210019" w:tentative="1">
@@ -693,7 +2029,7 @@
       <w:lvlText w:val="%8."/>
       <w:lvlJc w:val="left"/>
       <w:pPr>
-        <w:ind w:left="5760" w:hanging="360"/>
+        <w:ind w:left="5400" w:hanging="360"/>
       </w:pPr>
     </w:lvl>
     <w:lvl w:ilvl="8" w:tplc="0421001B" w:tentative="1">
@@ -702,11 +2038,237 @@
       <w:lvlText w:val="%9."/>
       <w:lvlJc w:val="right"/>
       <w:pPr>
-        <w:ind w:left="6480" w:hanging="180"/>
+        <w:ind w:left="6120" w:hanging="180"/>
       </w:pPr>
     </w:lvl>
   </w:abstractNum>
   <w:abstractNum w:abstractNumId="1" w15:restartNumberingAfterBreak="0">
+    <w:nsid w:val="1AA320BE"/>
+    <w:multiLevelType w:val="multilevel"/>
+    <w:tmpl w:val="B8C4C340"/>
+    <w:lvl w:ilvl="0">
+      <w:start w:val="1"/>
+      <w:numFmt w:val="decimal"/>
+      <w:lvlText w:val="%1."/>
+      <w:lvlJc w:val="left"/>
+      <w:pPr>
+        <w:tabs>
+          <w:tab w:val="num" w:pos="720"/>
+        </w:tabs>
+        <w:ind w:left="720" w:hanging="360"/>
+      </w:pPr>
+    </w:lvl>
+    <w:lvl w:ilvl="1" w:tentative="1">
+      <w:start w:val="1"/>
+      <w:numFmt w:val="decimal"/>
+      <w:lvlText w:val="%2."/>
+      <w:lvlJc w:val="left"/>
+      <w:pPr>
+        <w:tabs>
+          <w:tab w:val="num" w:pos="1440"/>
+        </w:tabs>
+        <w:ind w:left="1440" w:hanging="360"/>
+      </w:pPr>
+    </w:lvl>
+    <w:lvl w:ilvl="2" w:tentative="1">
+      <w:start w:val="1"/>
+      <w:numFmt w:val="decimal"/>
+      <w:lvlText w:val="%3."/>
+      <w:lvlJc w:val="left"/>
+      <w:pPr>
+        <w:tabs>
+          <w:tab w:val="num" w:pos="2160"/>
+        </w:tabs>
+        <w:ind w:left="2160" w:hanging="360"/>
+      </w:pPr>
+    </w:lvl>
+    <w:lvl w:ilvl="3" w:tentative="1">
+      <w:start w:val="1"/>
+      <w:numFmt w:val="decimal"/>
+      <w:lvlText w:val="%4."/>
+      <w:lvlJc w:val="left"/>
+      <w:pPr>
+        <w:tabs>
+          <w:tab w:val="num" w:pos="2880"/>
+        </w:tabs>
+        <w:ind w:left="2880" w:hanging="360"/>
+      </w:pPr>
+    </w:lvl>
+    <w:lvl w:ilvl="4" w:tentative="1">
+      <w:start w:val="1"/>
+      <w:numFmt w:val="decimal"/>
+      <w:lvlText w:val="%5."/>
+      <w:lvlJc w:val="left"/>
+      <w:pPr>
+        <w:tabs>
+          <w:tab w:val="num" w:pos="3600"/>
+        </w:tabs>
+        <w:ind w:left="3600" w:hanging="360"/>
+      </w:pPr>
+    </w:lvl>
+    <w:lvl w:ilvl="5" w:tentative="1">
+      <w:start w:val="1"/>
+      <w:numFmt w:val="decimal"/>
+      <w:lvlText w:val="%6."/>
+      <w:lvlJc w:val="left"/>
+      <w:pPr>
+        <w:tabs>
+          <w:tab w:val="num" w:pos="4320"/>
+        </w:tabs>
+        <w:ind w:left="4320" w:hanging="360"/>
+      </w:pPr>
+    </w:lvl>
+    <w:lvl w:ilvl="6" w:tentative="1">
+      <w:start w:val="1"/>
+      <w:numFmt w:val="decimal"/>
+      <w:lvlText w:val="%7."/>
+      <w:lvlJc w:val="left"/>
+      <w:pPr>
+        <w:tabs>
+          <w:tab w:val="num" w:pos="5040"/>
+        </w:tabs>
+        <w:ind w:left="5040" w:hanging="360"/>
+      </w:pPr>
+    </w:lvl>
+    <w:lvl w:ilvl="7" w:tentative="1">
+      <w:start w:val="1"/>
+      <w:numFmt w:val="decimal"/>
+      <w:lvlText w:val="%8."/>
+      <w:lvlJc w:val="left"/>
+      <w:pPr>
+        <w:tabs>
+          <w:tab w:val="num" w:pos="5760"/>
+        </w:tabs>
+        <w:ind w:left="5760" w:hanging="360"/>
+      </w:pPr>
+    </w:lvl>
+    <w:lvl w:ilvl="8" w:tentative="1">
+      <w:start w:val="1"/>
+      <w:numFmt w:val="decimal"/>
+      <w:lvlText w:val="%9."/>
+      <w:lvlJc w:val="left"/>
+      <w:pPr>
+        <w:tabs>
+          <w:tab w:val="num" w:pos="6480"/>
+        </w:tabs>
+        <w:ind w:left="6480" w:hanging="360"/>
+      </w:pPr>
+    </w:lvl>
+  </w:abstractNum>
+  <w:abstractNum w:abstractNumId="2" w15:restartNumberingAfterBreak="0">
+    <w:nsid w:val="25A3214D"/>
+    <w:multiLevelType w:val="multilevel"/>
+    <w:tmpl w:val="71820A36"/>
+    <w:lvl w:ilvl="0">
+      <w:start w:val="1"/>
+      <w:numFmt w:val="decimal"/>
+      <w:lvlText w:val="%1."/>
+      <w:lvlJc w:val="left"/>
+      <w:pPr>
+        <w:tabs>
+          <w:tab w:val="num" w:pos="720"/>
+        </w:tabs>
+        <w:ind w:left="720" w:hanging="360"/>
+      </w:pPr>
+    </w:lvl>
+    <w:lvl w:ilvl="1" w:tentative="1">
+      <w:start w:val="1"/>
+      <w:numFmt w:val="decimal"/>
+      <w:lvlText w:val="%2."/>
+      <w:lvlJc w:val="left"/>
+      <w:pPr>
+        <w:tabs>
+          <w:tab w:val="num" w:pos="1440"/>
+        </w:tabs>
+        <w:ind w:left="1440" w:hanging="360"/>
+      </w:pPr>
+    </w:lvl>
+    <w:lvl w:ilvl="2" w:tentative="1">
+      <w:start w:val="1"/>
+      <w:numFmt w:val="decimal"/>
+      <w:lvlText w:val="%3."/>
+      <w:lvlJc w:val="left"/>
+      <w:pPr>
+        <w:tabs>
+          <w:tab w:val="num" w:pos="2160"/>
+        </w:tabs>
+        <w:ind w:left="2160" w:hanging="360"/>
+      </w:pPr>
+    </w:lvl>
+    <w:lvl w:ilvl="3" w:tentative="1">
+      <w:start w:val="1"/>
+      <w:numFmt w:val="decimal"/>
+      <w:lvlText w:val="%4."/>
+      <w:lvlJc w:val="left"/>
+      <w:pPr>
+        <w:tabs>
+          <w:tab w:val="num" w:pos="2880"/>
+        </w:tabs>
+        <w:ind w:left="2880" w:hanging="360"/>
+      </w:pPr>
+    </w:lvl>
+    <w:lvl w:ilvl="4" w:tentative="1">
+      <w:start w:val="1"/>
+      <w:numFmt w:val="decimal"/>
+      <w:lvlText w:val="%5."/>
+      <w:lvlJc w:val="left"/>
+      <w:pPr>
+        <w:tabs>
+          <w:tab w:val="num" w:pos="3600"/>
+        </w:tabs>
+        <w:ind w:left="3600" w:hanging="360"/>
+      </w:pPr>
+    </w:lvl>
+    <w:lvl w:ilvl="5" w:tentative="1">
+      <w:start w:val="1"/>
+      <w:numFmt w:val="decimal"/>
+      <w:lvlText w:val="%6."/>
+      <w:lvlJc w:val="left"/>
+      <w:pPr>
+        <w:tabs>
+          <w:tab w:val="num" w:pos="4320"/>
+        </w:tabs>
+        <w:ind w:left="4320" w:hanging="360"/>
+      </w:pPr>
+    </w:lvl>
+    <w:lvl w:ilvl="6" w:tentative="1">
+      <w:start w:val="1"/>
+      <w:numFmt w:val="decimal"/>
+      <w:lvlText w:val="%7."/>
+      <w:lvlJc w:val="left"/>
+      <w:pPr>
+        <w:tabs>
+          <w:tab w:val="num" w:pos="5040"/>
+        </w:tabs>
+        <w:ind w:left="5040" w:hanging="360"/>
+      </w:pPr>
+    </w:lvl>
+    <w:lvl w:ilvl="7" w:tentative="1">
+      <w:start w:val="1"/>
+      <w:numFmt w:val="decimal"/>
+      <w:lvlText w:val="%8."/>
+      <w:lvlJc w:val="left"/>
+      <w:pPr>
+        <w:tabs>
+          <w:tab w:val="num" w:pos="5760"/>
+        </w:tabs>
+        <w:ind w:left="5760" w:hanging="360"/>
+      </w:pPr>
+    </w:lvl>
+    <w:lvl w:ilvl="8" w:tentative="1">
+      <w:start w:val="1"/>
+      <w:numFmt w:val="decimal"/>
+      <w:lvlText w:val="%9."/>
+      <w:lvlJc w:val="left"/>
+      <w:pPr>
+        <w:tabs>
+          <w:tab w:val="num" w:pos="6480"/>
+        </w:tabs>
+        <w:ind w:left="6480" w:hanging="360"/>
+      </w:pPr>
+    </w:lvl>
+  </w:abstractNum>
+  <w:abstractNum w:abstractNumId="3" w15:restartNumberingAfterBreak="0">
     <w:nsid w:val="3A81323F"/>
     <w:multiLevelType w:val="hybridMultilevel"/>
     <w:tmpl w:val="CB480398"/>
@@ -792,6 +2354,184 @@
       <w:lvlJc w:val="right"/>
       <w:pPr>
         <w:ind w:left="6840" w:hanging="180"/>
+      </w:pPr>
+    </w:lvl>
+  </w:abstractNum>
+  <w:abstractNum w:abstractNumId="4" w15:restartNumberingAfterBreak="0">
+    <w:nsid w:val="60A57571"/>
+    <w:multiLevelType w:val="hybridMultilevel"/>
+    <w:tmpl w:val="48F0776C"/>
+    <w:lvl w:ilvl="0" w:tplc="D6E21E28">
+      <w:start w:val="1"/>
+      <w:numFmt w:val="decimal"/>
+      <w:lvlText w:val="%1."/>
+      <w:lvlJc w:val="left"/>
+      <w:pPr>
+        <w:ind w:left="1080" w:hanging="360"/>
+      </w:pPr>
+      <w:rPr>
+        <w:rFonts w:hint="default"/>
+      </w:rPr>
+    </w:lvl>
+    <w:lvl w:ilvl="1" w:tplc="04210019" w:tentative="1">
+      <w:start w:val="1"/>
+      <w:numFmt w:val="lowerLetter"/>
+      <w:lvlText w:val="%2."/>
+      <w:lvlJc w:val="left"/>
+      <w:pPr>
+        <w:ind w:left="1800" w:hanging="360"/>
+      </w:pPr>
+    </w:lvl>
+    <w:lvl w:ilvl="2" w:tplc="0421001B" w:tentative="1">
+      <w:start w:val="1"/>
+      <w:numFmt w:val="lowerRoman"/>
+      <w:lvlText w:val="%3."/>
+      <w:lvlJc w:val="right"/>
+      <w:pPr>
+        <w:ind w:left="2520" w:hanging="180"/>
+      </w:pPr>
+    </w:lvl>
+    <w:lvl w:ilvl="3" w:tplc="0421000F" w:tentative="1">
+      <w:start w:val="1"/>
+      <w:numFmt w:val="decimal"/>
+      <w:lvlText w:val="%4."/>
+      <w:lvlJc w:val="left"/>
+      <w:pPr>
+        <w:ind w:left="3240" w:hanging="360"/>
+      </w:pPr>
+    </w:lvl>
+    <w:lvl w:ilvl="4" w:tplc="04210019" w:tentative="1">
+      <w:start w:val="1"/>
+      <w:numFmt w:val="lowerLetter"/>
+      <w:lvlText w:val="%5."/>
+      <w:lvlJc w:val="left"/>
+      <w:pPr>
+        <w:ind w:left="3960" w:hanging="360"/>
+      </w:pPr>
+    </w:lvl>
+    <w:lvl w:ilvl="5" w:tplc="0421001B" w:tentative="1">
+      <w:start w:val="1"/>
+      <w:numFmt w:val="lowerRoman"/>
+      <w:lvlText w:val="%6."/>
+      <w:lvlJc w:val="right"/>
+      <w:pPr>
+        <w:ind w:left="4680" w:hanging="180"/>
+      </w:pPr>
+    </w:lvl>
+    <w:lvl w:ilvl="6" w:tplc="0421000F" w:tentative="1">
+      <w:start w:val="1"/>
+      <w:numFmt w:val="decimal"/>
+      <w:lvlText w:val="%7."/>
+      <w:lvlJc w:val="left"/>
+      <w:pPr>
+        <w:ind w:left="5400" w:hanging="360"/>
+      </w:pPr>
+    </w:lvl>
+    <w:lvl w:ilvl="7" w:tplc="04210019" w:tentative="1">
+      <w:start w:val="1"/>
+      <w:numFmt w:val="lowerLetter"/>
+      <w:lvlText w:val="%8."/>
+      <w:lvlJc w:val="left"/>
+      <w:pPr>
+        <w:ind w:left="6120" w:hanging="360"/>
+      </w:pPr>
+    </w:lvl>
+    <w:lvl w:ilvl="8" w:tplc="0421001B" w:tentative="1">
+      <w:start w:val="1"/>
+      <w:numFmt w:val="lowerRoman"/>
+      <w:lvlText w:val="%9."/>
+      <w:lvlJc w:val="right"/>
+      <w:pPr>
+        <w:ind w:left="6840" w:hanging="180"/>
+      </w:pPr>
+    </w:lvl>
+  </w:abstractNum>
+  <w:abstractNum w:abstractNumId="5" w15:restartNumberingAfterBreak="0">
+    <w:nsid w:val="64683711"/>
+    <w:multiLevelType w:val="hybridMultilevel"/>
+    <w:tmpl w:val="89282858"/>
+    <w:lvl w:ilvl="0" w:tplc="3809000F">
+      <w:start w:val="1"/>
+      <w:numFmt w:val="decimal"/>
+      <w:lvlText w:val="%1."/>
+      <w:lvlJc w:val="left"/>
+      <w:pPr>
+        <w:ind w:left="360" w:hanging="360"/>
+      </w:pPr>
+      <w:rPr>
+        <w:rFonts w:hint="default"/>
+      </w:rPr>
+    </w:lvl>
+    <w:lvl w:ilvl="1" w:tplc="04210019" w:tentative="1">
+      <w:start w:val="1"/>
+      <w:numFmt w:val="lowerLetter"/>
+      <w:lvlText w:val="%2."/>
+      <w:lvlJc w:val="left"/>
+      <w:pPr>
+        <w:ind w:left="1080" w:hanging="360"/>
+      </w:pPr>
+    </w:lvl>
+    <w:lvl w:ilvl="2" w:tplc="0421001B" w:tentative="1">
+      <w:start w:val="1"/>
+      <w:numFmt w:val="lowerRoman"/>
+      <w:lvlText w:val="%3."/>
+      <w:lvlJc w:val="right"/>
+      <w:pPr>
+        <w:ind w:left="1800" w:hanging="180"/>
+      </w:pPr>
+    </w:lvl>
+    <w:lvl w:ilvl="3" w:tplc="0421000F" w:tentative="1">
+      <w:start w:val="1"/>
+      <w:numFmt w:val="decimal"/>
+      <w:lvlText w:val="%4."/>
+      <w:lvlJc w:val="left"/>
+      <w:pPr>
+        <w:ind w:left="2520" w:hanging="360"/>
+      </w:pPr>
+    </w:lvl>
+    <w:lvl w:ilvl="4" w:tplc="04210019" w:tentative="1">
+      <w:start w:val="1"/>
+      <w:numFmt w:val="lowerLetter"/>
+      <w:lvlText w:val="%5."/>
+      <w:lvlJc w:val="left"/>
+      <w:pPr>
+        <w:ind w:left="3240" w:hanging="360"/>
+      </w:pPr>
+    </w:lvl>
+    <w:lvl w:ilvl="5" w:tplc="0421001B" w:tentative="1">
+      <w:start w:val="1"/>
+      <w:numFmt w:val="lowerRoman"/>
+      <w:lvlText w:val="%6."/>
+      <w:lvlJc w:val="right"/>
+      <w:pPr>
+        <w:ind w:left="3960" w:hanging="180"/>
+      </w:pPr>
+    </w:lvl>
+    <w:lvl w:ilvl="6" w:tplc="0421000F" w:tentative="1">
+      <w:start w:val="1"/>
+      <w:numFmt w:val="decimal"/>
+      <w:lvlText w:val="%7."/>
+      <w:lvlJc w:val="left"/>
+      <w:pPr>
+        <w:ind w:left="4680" w:hanging="360"/>
+      </w:pPr>
+    </w:lvl>
+    <w:lvl w:ilvl="7" w:tplc="04210019" w:tentative="1">
+      <w:start w:val="1"/>
+      <w:numFmt w:val="lowerLetter"/>
+      <w:lvlText w:val="%8."/>
+      <w:lvlJc w:val="left"/>
+      <w:pPr>
+        <w:ind w:left="5400" w:hanging="360"/>
+      </w:pPr>
+    </w:lvl>
+    <w:lvl w:ilvl="8" w:tplc="0421001B" w:tentative="1">
+      <w:start w:val="1"/>
+      <w:numFmt w:val="lowerRoman"/>
+      <w:lvlText w:val="%9."/>
+      <w:lvlJc w:val="right"/>
+      <w:pPr>
+        <w:ind w:left="6120" w:hanging="180"/>
       </w:pPr>
     </w:lvl>
   </w:abstractNum>
@@ -799,7 +2539,19 @@
     <w:abstractNumId w:val="0"/>
   </w:num>
   <w:num w:numId="2" w16cid:durableId="509490758">
+    <w:abstractNumId w:val="3"/>
+  </w:num>
+  <w:num w:numId="3" w16cid:durableId="198973086">
+    <w:abstractNumId w:val="4"/>
+  </w:num>
+  <w:num w:numId="4" w16cid:durableId="242496742">
+    <w:abstractNumId w:val="2"/>
+  </w:num>
+  <w:num w:numId="5" w16cid:durableId="282612447">
     <w:abstractNumId w:val="1"/>
+  </w:num>
+  <w:num w:numId="6" w16cid:durableId="1574702563">
+    <w:abstractNumId w:val="5"/>
   </w:num>
 </w:numbering>
 </file>
@@ -1787,6 +3539,21 @@
       </w:tcPr>
     </w:tblStylePr>
   </w:style>
+  <w:style w:type="paragraph" w:customStyle="1" w:styleId="Konten">
+    <w:name w:val="Konten"/>
+    <w:basedOn w:val="Normal"/>
+    <w:rsid w:val="002705DB"/>
+    <w:pPr>
+      <w:spacing w:line="260" w:lineRule="auto"/>
+      <w:ind w:firstLine="397"/>
+      <w:jc w:val="both"/>
+    </w:pPr>
+    <w:rPr>
+      <w:rFonts w:ascii="Book Antiqua" w:eastAsiaTheme="minorEastAsia" w:hAnsi="Book Antiqua" w:cs="Book Antiqua"/>
+      <w:kern w:val="2"/>
+      <w:lang w:val="zh-CN"/>
+    </w:rPr>
+  </w:style>
 </w:styles>
 </file>
 

--- a/program.docx
+++ b/program.docx
@@ -37,87 +37,7 @@
           <w:rFonts w:ascii="Times New Roman" w:hAnsi="Times New Roman" w:cs="Times New Roman"/>
           <w:lang w:val="en-US"/>
         </w:rPr>
-        <w:t xml:space="preserve">Program </w:t>
-      </w:r>
-      <w:proofErr w:type="spellStart"/>
-      <w:r>
-        <w:rPr>
-          <w:rFonts w:ascii="Times New Roman" w:hAnsi="Times New Roman" w:cs="Times New Roman"/>
-          <w:lang w:val="en-US"/>
-        </w:rPr>
-        <w:t>Kerja</w:t>
-      </w:r>
-      <w:proofErr w:type="spellEnd"/>
-      <w:r>
-        <w:rPr>
-          <w:rFonts w:ascii="Times New Roman" w:hAnsi="Times New Roman" w:cs="Times New Roman"/>
-          <w:lang w:val="en-US"/>
-        </w:rPr>
-        <w:t xml:space="preserve"> </w:t>
-      </w:r>
-      <w:proofErr w:type="spellStart"/>
-      <w:r>
-        <w:rPr>
-          <w:rFonts w:ascii="Times New Roman" w:hAnsi="Times New Roman" w:cs="Times New Roman"/>
-          <w:lang w:val="en-US"/>
-        </w:rPr>
-        <w:t>Kepala</w:t>
-      </w:r>
-      <w:proofErr w:type="spellEnd"/>
-      <w:r>
-        <w:rPr>
-          <w:rFonts w:ascii="Times New Roman" w:hAnsi="Times New Roman" w:cs="Times New Roman"/>
-          <w:lang w:val="en-US"/>
-        </w:rPr>
-        <w:t xml:space="preserve"> Program </w:t>
-      </w:r>
-      <w:proofErr w:type="spellStart"/>
-      <w:r>
-        <w:rPr>
-          <w:rFonts w:ascii="Times New Roman" w:hAnsi="Times New Roman" w:cs="Times New Roman"/>
-          <w:lang w:val="en-US"/>
-        </w:rPr>
-        <w:t>Pengembangan</w:t>
-      </w:r>
-      <w:proofErr w:type="spellEnd"/>
-      <w:r>
-        <w:rPr>
-          <w:rFonts w:ascii="Times New Roman" w:hAnsi="Times New Roman" w:cs="Times New Roman"/>
-          <w:lang w:val="en-US"/>
-        </w:rPr>
-        <w:t xml:space="preserve"> </w:t>
-      </w:r>
-      <w:proofErr w:type="spellStart"/>
-      <w:r>
-        <w:rPr>
-          <w:rFonts w:ascii="Times New Roman" w:hAnsi="Times New Roman" w:cs="Times New Roman"/>
-          <w:lang w:val="en-US"/>
-        </w:rPr>
-        <w:t>Perangkat</w:t>
-      </w:r>
-      <w:proofErr w:type="spellEnd"/>
-      <w:r>
-        <w:rPr>
-          <w:rFonts w:ascii="Times New Roman" w:hAnsi="Times New Roman" w:cs="Times New Roman"/>
-          <w:lang w:val="en-US"/>
-        </w:rPr>
-        <w:t xml:space="preserve"> Lunak dan Gim (PPLG) SMKS </w:t>
-      </w:r>
-      <w:proofErr w:type="spellStart"/>
-      <w:r>
-        <w:rPr>
-          <w:rFonts w:ascii="Times New Roman" w:hAnsi="Times New Roman" w:cs="Times New Roman"/>
-          <w:lang w:val="en-US"/>
-        </w:rPr>
-        <w:t>Mahaputra</w:t>
-      </w:r>
-      <w:proofErr w:type="spellEnd"/>
-      <w:r>
-        <w:rPr>
-          <w:rFonts w:ascii="Times New Roman" w:hAnsi="Times New Roman" w:cs="Times New Roman"/>
-          <w:lang w:val="en-US"/>
-        </w:rPr>
-        <w:t xml:space="preserve"> Cerdas Utama </w:t>
+        <w:t xml:space="preserve">Program Kerja Kepala Program Pengembangan Perangkat Lunak dan Gim (PPLG) SMKS Mahaputra Cerdas Utama </w:t>
       </w:r>
     </w:p>
     <w:p>
@@ -128,85 +48,12 @@
           <w:lang w:val="en-US"/>
         </w:rPr>
       </w:pPr>
-      <w:proofErr w:type="spellStart"/>
       <w:r>
         <w:rPr>
           <w:rFonts w:ascii="Times New Roman" w:hAnsi="Times New Roman" w:cs="Times New Roman"/>
           <w:lang w:val="en-US"/>
         </w:rPr>
-        <w:t>telah</w:t>
-      </w:r>
-      <w:proofErr w:type="spellEnd"/>
-      <w:r>
-        <w:rPr>
-          <w:rFonts w:ascii="Times New Roman" w:hAnsi="Times New Roman" w:cs="Times New Roman"/>
-          <w:lang w:val="en-US"/>
-        </w:rPr>
-        <w:t xml:space="preserve"> </w:t>
-      </w:r>
-      <w:proofErr w:type="spellStart"/>
-      <w:r>
-        <w:rPr>
-          <w:rFonts w:ascii="Times New Roman" w:hAnsi="Times New Roman" w:cs="Times New Roman"/>
-          <w:lang w:val="en-US"/>
-        </w:rPr>
-        <w:t>disetujui</w:t>
-      </w:r>
-      <w:proofErr w:type="spellEnd"/>
-      <w:r>
-        <w:rPr>
-          <w:rFonts w:ascii="Times New Roman" w:hAnsi="Times New Roman" w:cs="Times New Roman"/>
-          <w:lang w:val="en-US"/>
-        </w:rPr>
-        <w:t xml:space="preserve"> dan </w:t>
-      </w:r>
-      <w:proofErr w:type="spellStart"/>
-      <w:r>
-        <w:rPr>
-          <w:rFonts w:ascii="Times New Roman" w:hAnsi="Times New Roman" w:cs="Times New Roman"/>
-          <w:lang w:val="en-US"/>
-        </w:rPr>
-        <w:t>disahkan</w:t>
-      </w:r>
-      <w:proofErr w:type="spellEnd"/>
-      <w:r>
-        <w:rPr>
-          <w:rFonts w:ascii="Times New Roman" w:hAnsi="Times New Roman" w:cs="Times New Roman"/>
-          <w:lang w:val="en-US"/>
-        </w:rPr>
-        <w:t xml:space="preserve"> oleh </w:t>
-      </w:r>
-      <w:proofErr w:type="spellStart"/>
-      <w:r>
-        <w:rPr>
-          <w:rFonts w:ascii="Times New Roman" w:hAnsi="Times New Roman" w:cs="Times New Roman"/>
-          <w:lang w:val="en-US"/>
-        </w:rPr>
-        <w:t>kepala</w:t>
-      </w:r>
-      <w:proofErr w:type="spellEnd"/>
-      <w:r>
-        <w:rPr>
-          <w:rFonts w:ascii="Times New Roman" w:hAnsi="Times New Roman" w:cs="Times New Roman"/>
-          <w:lang w:val="en-US"/>
-        </w:rPr>
-        <w:t xml:space="preserve"> </w:t>
-      </w:r>
-      <w:proofErr w:type="spellStart"/>
-      <w:r>
-        <w:rPr>
-          <w:rFonts w:ascii="Times New Roman" w:hAnsi="Times New Roman" w:cs="Times New Roman"/>
-          <w:lang w:val="en-US"/>
-        </w:rPr>
-        <w:t>sekolah</w:t>
-      </w:r>
-      <w:proofErr w:type="spellEnd"/>
-      <w:r>
-        <w:rPr>
-          <w:rFonts w:ascii="Times New Roman" w:hAnsi="Times New Roman" w:cs="Times New Roman"/>
-          <w:lang w:val="en-US"/>
-        </w:rPr>
-        <w:t>.</w:t>
+        <w:t>telah disetujui dan disahkan oleh kepala sekolah.</w:t>
       </w:r>
     </w:p>
     <w:p>
@@ -273,17 +120,8 @@
                 <w:rFonts w:ascii="Times New Roman" w:hAnsi="Times New Roman" w:cs="Times New Roman"/>
                 <w:lang w:val="en-US"/>
               </w:rPr>
-              <w:t xml:space="preserve">Pada </w:t>
-            </w:r>
-            <w:proofErr w:type="spellStart"/>
-            <w:r>
-              <w:rPr>
-                <w:rFonts w:ascii="Times New Roman" w:hAnsi="Times New Roman" w:cs="Times New Roman"/>
-                <w:lang w:val="en-US"/>
-              </w:rPr>
-              <w:t>Tanggal</w:t>
-            </w:r>
-            <w:proofErr w:type="spellEnd"/>
+              <w:t>Pada Tanggal</w:t>
+            </w:r>
           </w:p>
         </w:tc>
         <w:tc>
@@ -345,17 +183,8 @@
                 <w:rFonts w:ascii="Times New Roman" w:hAnsi="Times New Roman" w:cs="Times New Roman"/>
                 <w:lang w:val="en-US"/>
               </w:rPr>
-              <w:t>Bulan/</w:t>
-            </w:r>
-            <w:proofErr w:type="spellStart"/>
-            <w:r>
-              <w:rPr>
-                <w:rFonts w:ascii="Times New Roman" w:hAnsi="Times New Roman" w:cs="Times New Roman"/>
-                <w:lang w:val="en-US"/>
-              </w:rPr>
-              <w:t>tahun</w:t>
-            </w:r>
-            <w:proofErr w:type="spellEnd"/>
+              <w:t>Bulan/tahun</w:t>
+            </w:r>
           </w:p>
         </w:tc>
         <w:tc>
@@ -371,30 +200,12 @@
                 <w:lang w:val="en-US"/>
               </w:rPr>
             </w:pPr>
-            <w:proofErr w:type="gramStart"/>
             <w:r>
               <w:rPr>
                 <w:rFonts w:ascii="Times New Roman" w:hAnsi="Times New Roman" w:cs="Times New Roman"/>
                 <w:lang w:val="en-US"/>
               </w:rPr>
-              <w:t>:</w:t>
-            </w:r>
-            <w:proofErr w:type="spellStart"/>
-            <w:r>
-              <w:rPr>
-                <w:rFonts w:ascii="Times New Roman" w:hAnsi="Times New Roman" w:cs="Times New Roman"/>
-                <w:lang w:val="en-US"/>
-              </w:rPr>
-              <w:t>juli</w:t>
-            </w:r>
-            <w:proofErr w:type="spellEnd"/>
-            <w:proofErr w:type="gramEnd"/>
-            <w:r>
-              <w:rPr>
-                <w:rFonts w:ascii="Times New Roman" w:hAnsi="Times New Roman" w:cs="Times New Roman"/>
-                <w:lang w:val="en-US"/>
-              </w:rPr>
-              <w:t xml:space="preserve"> 2026</w:t>
+              <w:t>:juli 2026</w:t>
             </w:r>
           </w:p>
         </w:tc>
@@ -426,21 +237,12 @@
                 <w:lang w:val="en-US"/>
               </w:rPr>
             </w:pPr>
-            <w:proofErr w:type="spellStart"/>
             <w:r>
               <w:rPr>
                 <w:rFonts w:ascii="Times New Roman" w:hAnsi="Times New Roman" w:cs="Times New Roman"/>
                 <w:lang w:val="en-US"/>
               </w:rPr>
-              <w:t>Kepala</w:t>
-            </w:r>
-            <w:proofErr w:type="spellEnd"/>
-            <w:r>
-              <w:rPr>
-                <w:rFonts w:ascii="Times New Roman" w:hAnsi="Times New Roman" w:cs="Times New Roman"/>
-                <w:lang w:val="en-US"/>
-              </w:rPr>
-              <w:t xml:space="preserve"> Sekolah,</w:t>
+              <w:t>Kepala Sekolah,</w:t>
             </w:r>
           </w:p>
         </w:tc>
@@ -570,18 +372,8 @@
                 <w:b/>
                 <w:bCs/>
               </w:rPr>
-              <w:t xml:space="preserve">Siti Robiah Adawiyah, </w:t>
-            </w:r>
-            <w:proofErr w:type="spellStart"/>
-            <w:r>
-              <w:rPr>
-                <w:rFonts w:ascii="Times New Roman" w:hAnsi="Times New Roman" w:cs="Times New Roman"/>
-                <w:b/>
-                <w:bCs/>
-              </w:rPr>
-              <w:t>S.Pd</w:t>
-            </w:r>
-            <w:proofErr w:type="spellEnd"/>
+              <w:t>Siti Robiah Adawiyah, S.Pd</w:t>
+            </w:r>
           </w:p>
         </w:tc>
       </w:tr>
@@ -638,33 +430,11 @@
           <w:rFonts w:ascii="Times New Roman" w:hAnsi="Times New Roman" w:cs="Times New Roman"/>
         </w:rPr>
       </w:pPr>
-      <w:proofErr w:type="spellStart"/>
       <w:r>
         <w:rPr>
           <w:rFonts w:ascii="Times New Roman" w:hAnsi="Times New Roman" w:cs="Times New Roman"/>
         </w:rPr>
-        <w:t>Assalamu'alaikum</w:t>
-      </w:r>
-      <w:proofErr w:type="spellEnd"/>
-      <w:r>
-        <w:rPr>
-          <w:rFonts w:ascii="Times New Roman" w:hAnsi="Times New Roman" w:cs="Times New Roman"/>
-        </w:rPr>
-        <w:t xml:space="preserve"> </w:t>
-      </w:r>
-      <w:proofErr w:type="spellStart"/>
-      <w:r>
-        <w:rPr>
-          <w:rFonts w:ascii="Times New Roman" w:hAnsi="Times New Roman" w:cs="Times New Roman"/>
-        </w:rPr>
-        <w:t>Warahmatullahi</w:t>
-      </w:r>
-      <w:proofErr w:type="spellEnd"/>
-      <w:r>
-        <w:rPr>
-          <w:rFonts w:ascii="Times New Roman" w:hAnsi="Times New Roman" w:cs="Times New Roman"/>
-        </w:rPr>
-        <w:t xml:space="preserve"> Wabarakatuh.</w:t>
+        <w:t>Assalamu'alaikum Warahmatullahi Wabarakatuh.</w:t>
       </w:r>
     </w:p>
     <w:p>
@@ -678,35 +448,7 @@
         <w:rPr>
           <w:rFonts w:ascii="Times New Roman" w:hAnsi="Times New Roman" w:cs="Times New Roman"/>
         </w:rPr>
-        <w:t xml:space="preserve">Puji dan syukur kami panjatkan ke hadirat Allah Subhanahu </w:t>
-      </w:r>
-      <w:proofErr w:type="spellStart"/>
-      <w:r>
-        <w:rPr>
-          <w:rFonts w:ascii="Times New Roman" w:hAnsi="Times New Roman" w:cs="Times New Roman"/>
-        </w:rPr>
-        <w:t>wa</w:t>
-      </w:r>
-      <w:proofErr w:type="spellEnd"/>
-      <w:r>
-        <w:rPr>
-          <w:rFonts w:ascii="Times New Roman" w:hAnsi="Times New Roman" w:cs="Times New Roman"/>
-        </w:rPr>
-        <w:t xml:space="preserve"> </w:t>
-      </w:r>
-      <w:proofErr w:type="spellStart"/>
-      <w:r>
-        <w:rPr>
-          <w:rFonts w:ascii="Times New Roman" w:hAnsi="Times New Roman" w:cs="Times New Roman"/>
-        </w:rPr>
-        <w:t>Ta'ala</w:t>
-      </w:r>
-      <w:proofErr w:type="spellEnd"/>
-      <w:r>
-        <w:rPr>
-          <w:rFonts w:ascii="Times New Roman" w:hAnsi="Times New Roman" w:cs="Times New Roman"/>
-        </w:rPr>
-        <w:t xml:space="preserve"> atas segala rahmat, taufik, dan hidayah-Nya, sehingga penyusunan Program Kerja Kepala Konsentrasi Keahlian Pengembangan Perangkat Lunak dan Gim (PPLG) SMKS Mahaputra Cerdas Utama Tahun Pelajaran 2026/2027 ini dapat diselesaikan dengan baik dan tepat waktu.</w:t>
+        <w:t>Puji dan syukur kami panjatkan ke hadirat Allah Subhanahu wa Ta'ala atas segala rahmat, taufik, dan hidayah-Nya, sehingga penyusunan Program Kerja Kepala Konsentrasi Keahlian Pengembangan Perangkat Lunak dan Gim (PPLG) SMKS Mahaputra Cerdas Utama Tahun Pelajaran 2026/2027 ini dapat diselesaikan dengan baik dan tepat waktu.</w:t>
       </w:r>
     </w:p>
     <w:p>
@@ -720,35 +462,7 @@
         <w:rPr>
           <w:rFonts w:ascii="Times New Roman" w:hAnsi="Times New Roman" w:cs="Times New Roman"/>
         </w:rPr>
-        <w:t xml:space="preserve">Dalam proses penyusunan program kerja ini, kami menyadari sepenuhnya bahwa keberhasilannya tidak terlepas dari dukungan dan kontribusi berbagai pihak. Oleh karena itu, kami menyampaikan ucapan terima kasih yang sebesar-besarnya kepada seluruh pihak yang telah memberikan bantuan, baik berupa dukungan moral maupun material, baik secara langsung maupun tidak langsung. Semoga segala kebaikan yang telah diberikan mendapat balasan pahala yang berlipat ganda dari Allah Subhanahu </w:t>
-      </w:r>
-      <w:proofErr w:type="spellStart"/>
-      <w:r>
-        <w:rPr>
-          <w:rFonts w:ascii="Times New Roman" w:hAnsi="Times New Roman" w:cs="Times New Roman"/>
-        </w:rPr>
-        <w:t>wa</w:t>
-      </w:r>
-      <w:proofErr w:type="spellEnd"/>
-      <w:r>
-        <w:rPr>
-          <w:rFonts w:ascii="Times New Roman" w:hAnsi="Times New Roman" w:cs="Times New Roman"/>
-        </w:rPr>
-        <w:t xml:space="preserve"> </w:t>
-      </w:r>
-      <w:proofErr w:type="spellStart"/>
-      <w:r>
-        <w:rPr>
-          <w:rFonts w:ascii="Times New Roman" w:hAnsi="Times New Roman" w:cs="Times New Roman"/>
-        </w:rPr>
-        <w:t>Ta'ala</w:t>
-      </w:r>
-      <w:proofErr w:type="spellEnd"/>
-      <w:r>
-        <w:rPr>
-          <w:rFonts w:ascii="Times New Roman" w:hAnsi="Times New Roman" w:cs="Times New Roman"/>
-        </w:rPr>
-        <w:t>.</w:t>
+        <w:t>Dalam proses penyusunan program kerja ini, kami menyadari sepenuhnya bahwa keberhasilannya tidak terlepas dari dukungan dan kontribusi berbagai pihak. Oleh karena itu, kami menyampaikan ucapan terima kasih yang sebesar-besarnya kepada seluruh pihak yang telah memberikan bantuan, baik berupa dukungan moral maupun material, baik secara langsung maupun tidak langsung. Semoga segala kebaikan yang telah diberikan mendapat balasan pahala yang berlipat ganda dari Allah Subhanahu wa Ta'ala.</w:t>
       </w:r>
     </w:p>
     <w:p>
@@ -903,21 +617,7 @@
         <w:rPr>
           <w:rFonts w:ascii="Times New Roman" w:hAnsi="Times New Roman" w:cs="Times New Roman"/>
         </w:rPr>
-        <w:t xml:space="preserve">Dalam rangka mewujudkan Visi, Misi, dan Tujuan Sekolah tersebut, Konsentrasi Keahlian Pengembangan Perangkat Lunak dan Gim (PPLG) hadir sebagai salah satu program unggulan yang dirancang untuk mencetak tenaga ahli di bidang teknologi informasi dan komunikasi. Melalui program ini, peserta didik dibekali dengan kompetensi yang relevan dan sesuai dengan kebutuhan industri saat ini, mulai dari pengembangan aplikasi berbasis web dan </w:t>
-      </w:r>
-      <w:proofErr w:type="spellStart"/>
-      <w:r>
-        <w:rPr>
-          <w:rFonts w:ascii="Times New Roman" w:hAnsi="Times New Roman" w:cs="Times New Roman"/>
-        </w:rPr>
-        <w:t>mobile</w:t>
-      </w:r>
-      <w:proofErr w:type="spellEnd"/>
-      <w:r>
-        <w:rPr>
-          <w:rFonts w:ascii="Times New Roman" w:hAnsi="Times New Roman" w:cs="Times New Roman"/>
-        </w:rPr>
-        <w:t>, pemrograman, hingga pengembangan gim. Dengan pendekatan pembelajaran yang mengintegrasikan teori dan praktik secara seimbang, Konsentrasi Keahlian PPLG berkomitmen untuk menghasilkan lulusan yang tidak hanya kompeten secara teknis, tetapi juga adaptif terhadap perkembangan teknologi yang terus bergerak dinamis.</w:t>
+        <w:t>Dalam rangka mewujudkan Visi, Misi, dan Tujuan Sekolah tersebut, Konsentrasi Keahlian Pengembangan Perangkat Lunak dan Gim (PPLG) hadir sebagai salah satu program unggulan yang dirancang untuk mencetak tenaga ahli di bidang teknologi informasi dan komunikasi. Melalui program ini, peserta didik dibekali dengan kompetensi yang relevan dan sesuai dengan kebutuhan industri saat ini, mulai dari pengembangan aplikasi berbasis web dan mobile, pemrograman, hingga pengembangan gim. Dengan pendekatan pembelajaran yang mengintegrasikan teori dan praktik secara seimbang, Konsentrasi Keahlian PPLG berkomitmen untuk menghasilkan lulusan yang tidak hanya kompeten secara teknis, tetapi juga adaptif terhadap perkembangan teknologi yang terus bergerak dinamis.</w:t>
       </w:r>
     </w:p>
     <w:p>
@@ -1137,13 +837,7 @@
         <w:rPr>
           <w:rFonts w:ascii="Times New Roman" w:hAnsi="Times New Roman" w:cs="Times New Roman"/>
         </w:rPr>
-        <w:t>Menjadikan program keahlian PPLG sebagai program unggulan yang diakui kualitasnya, relevan dengan kebutuhan industri</w:t>
-      </w:r>
-      <w:r>
-        <w:rPr>
-          <w:rFonts w:ascii="Times New Roman" w:hAnsi="Times New Roman" w:cs="Times New Roman"/>
-        </w:rPr>
-        <w:t>.</w:t>
+        <w:t>Menjadikan program keahlian PPLG sebagai program unggulan yang diakui kualitasnya, relevan dengan kebutuhan industri.</w:t>
       </w:r>
     </w:p>
     <w:p>
@@ -1168,13 +862,7 @@
         <w:rPr>
           <w:rFonts w:ascii="Times New Roman" w:hAnsi="Times New Roman" w:cs="Times New Roman"/>
         </w:rPr>
-        <w:t>Berkontribusi nyata dalam mencetak sumber daya manusia di bidang teknologi</w:t>
-      </w:r>
-      <w:r>
-        <w:rPr>
-          <w:rFonts w:ascii="Times New Roman" w:hAnsi="Times New Roman" w:cs="Times New Roman"/>
-        </w:rPr>
-        <w:t xml:space="preserve"> yang </w:t>
+        <w:t xml:space="preserve">Berkontribusi nyata dalam mencetak sumber daya manusia di bidang teknologi yang </w:t>
       </w:r>
       <w:r>
         <w:rPr>
@@ -1278,14 +966,12 @@
                 <w:rFonts w:ascii="Times New Roman" w:hAnsi="Times New Roman" w:cs="Times New Roman"/>
               </w:rPr>
             </w:pPr>
-            <w:proofErr w:type="spellStart"/>
             <w:r>
               <w:rPr>
                 <w:rFonts w:ascii="Times New Roman" w:hAnsi="Times New Roman" w:cs="Times New Roman"/>
               </w:rPr>
               <w:t>No</w:t>
             </w:r>
-            <w:proofErr w:type="spellEnd"/>
           </w:p>
         </w:tc>
         <w:tc>
@@ -1410,7 +1096,6 @@
                 <w:rFonts w:ascii="Times New Roman" w:hAnsi="Times New Roman" w:cs="Times New Roman"/>
               </w:rPr>
             </w:pPr>
-            <w:proofErr w:type="spellStart"/>
             <w:r>
               <w:rPr>
                 <w:rFonts w:ascii="Times New Roman" w:hAnsi="Times New Roman" w:cs="Times New Roman"/>
@@ -1421,7 +1106,6 @@
               </w:rPr>
               <w:t>Labor</w:t>
             </w:r>
-            <w:proofErr w:type="spellEnd"/>
           </w:p>
         </w:tc>
         <w:tc>
@@ -1830,6 +1514,22 @@
         <w:rPr>
           <w:rFonts w:ascii="Times New Roman" w:hAnsi="Times New Roman" w:cs="Times New Roman"/>
         </w:rPr>
+        <w:sectPr>
+          <w:pgSz w:w="11906" w:h="16838"/>
+          <w:pgMar w:top="1701" w:right="1701" w:bottom="1701" w:left="2268" w:header="708" w:footer="708" w:gutter="0"/>
+          <w:cols w:space="708"/>
+          <w:docGrid w:linePitch="360"/>
+        </w:sectPr>
+      </w:pPr>
+    </w:p>
+    <w:p>
+      <w:pPr>
+        <w:pStyle w:val="ListParagraph"/>
+        <w:ind w:left="1080"/>
+        <w:jc w:val="both"/>
+        <w:rPr>
+          <w:rFonts w:ascii="Times New Roman" w:hAnsi="Times New Roman" w:cs="Times New Roman"/>
+        </w:rPr>
       </w:pPr>
     </w:p>
     <w:p>
@@ -1851,18 +1551,1065 @@
         <w:t>PROGRAM KERJA</w:t>
       </w:r>
     </w:p>
+    <w:tbl>
+      <w:tblPr>
+        <w:tblStyle w:val="TableGrid"/>
+        <w:tblW w:w="13474" w:type="dxa"/>
+        <w:tblLook w:val="04A0" w:firstRow="1" w:lastRow="0" w:firstColumn="1" w:lastColumn="0" w:noHBand="0" w:noVBand="1"/>
+      </w:tblPr>
+      <w:tblGrid>
+        <w:gridCol w:w="562"/>
+        <w:gridCol w:w="2694"/>
+        <w:gridCol w:w="2693"/>
+        <w:gridCol w:w="3793"/>
+        <w:gridCol w:w="3732"/>
+      </w:tblGrid>
+      <w:tr>
+        <w:trPr>
+          <w:trHeight w:val="969"/>
+        </w:trPr>
+        <w:tc>
+          <w:tcPr>
+            <w:tcW w:w="562" w:type="dxa"/>
+          </w:tcPr>
+          <w:p>
+            <w:pPr>
+              <w:rPr>
+                <w:rFonts w:ascii="Times New Roman" w:hAnsi="Times New Roman" w:cs="Times New Roman"/>
+              </w:rPr>
+            </w:pPr>
+            <w:r>
+              <w:rPr>
+                <w:rFonts w:ascii="Times New Roman" w:hAnsi="Times New Roman" w:cs="Times New Roman"/>
+              </w:rPr>
+              <w:t>No</w:t>
+            </w:r>
+          </w:p>
+        </w:tc>
+        <w:tc>
+          <w:tcPr>
+            <w:tcW w:w="2694" w:type="dxa"/>
+          </w:tcPr>
+          <w:p>
+            <w:pPr>
+              <w:rPr>
+                <w:rFonts w:ascii="Times New Roman" w:hAnsi="Times New Roman" w:cs="Times New Roman"/>
+              </w:rPr>
+            </w:pPr>
+            <w:r>
+              <w:rPr>
+                <w:rFonts w:ascii="Times New Roman" w:hAnsi="Times New Roman" w:cs="Times New Roman"/>
+              </w:rPr>
+              <w:t>Uraian</w:t>
+            </w:r>
+          </w:p>
+        </w:tc>
+        <w:tc>
+          <w:tcPr>
+            <w:tcW w:w="2693" w:type="dxa"/>
+          </w:tcPr>
+          <w:p>
+            <w:pPr>
+              <w:rPr>
+                <w:rFonts w:ascii="Times New Roman" w:hAnsi="Times New Roman" w:cs="Times New Roman"/>
+              </w:rPr>
+            </w:pPr>
+            <w:r>
+              <w:rPr>
+                <w:rFonts w:ascii="Times New Roman" w:hAnsi="Times New Roman" w:cs="Times New Roman"/>
+              </w:rPr>
+              <w:t>Tujuan</w:t>
+            </w:r>
+          </w:p>
+        </w:tc>
+        <w:tc>
+          <w:tcPr>
+            <w:tcW w:w="3793" w:type="dxa"/>
+          </w:tcPr>
+          <w:p>
+            <w:pPr>
+              <w:rPr>
+                <w:rFonts w:ascii="Times New Roman" w:hAnsi="Times New Roman" w:cs="Times New Roman"/>
+              </w:rPr>
+            </w:pPr>
+            <w:r>
+              <w:rPr>
+                <w:rFonts w:ascii="Times New Roman" w:hAnsi="Times New Roman" w:cs="Times New Roman"/>
+              </w:rPr>
+              <w:t>Indikator</w:t>
+            </w:r>
+          </w:p>
+        </w:tc>
+        <w:tc>
+          <w:tcPr>
+            <w:tcW w:w="3732" w:type="dxa"/>
+          </w:tcPr>
+          <w:p>
+            <w:pPr>
+              <w:rPr>
+                <w:rFonts w:ascii="Times New Roman" w:hAnsi="Times New Roman" w:cs="Times New Roman"/>
+              </w:rPr>
+            </w:pPr>
+            <w:r>
+              <w:rPr>
+                <w:rFonts w:ascii="Times New Roman" w:hAnsi="Times New Roman" w:cs="Times New Roman"/>
+              </w:rPr>
+              <w:t>Pelaksana/Penanggung Jawab</w:t>
+            </w:r>
+          </w:p>
+        </w:tc>
+      </w:tr>
+      <w:tr>
+        <w:trPr>
+          <w:trHeight w:val="511"/>
+        </w:trPr>
+        <w:tc>
+          <w:tcPr>
+            <w:tcW w:w="562" w:type="dxa"/>
+          </w:tcPr>
+          <w:p>
+            <w:pPr>
+              <w:pStyle w:val="ListParagraph"/>
+              <w:numPr>
+                <w:ilvl w:val="0"/>
+                <w:numId w:val="8"/>
+              </w:numPr>
+              <w:rPr>
+                <w:rFonts w:ascii="Times New Roman" w:hAnsi="Times New Roman" w:cs="Times New Roman"/>
+              </w:rPr>
+            </w:pPr>
+          </w:p>
+        </w:tc>
+        <w:tc>
+          <w:tcPr>
+            <w:tcW w:w="2694" w:type="dxa"/>
+          </w:tcPr>
+          <w:p>
+            <w:pPr>
+              <w:rPr>
+                <w:rFonts w:ascii="Times New Roman" w:hAnsi="Times New Roman" w:cs="Times New Roman"/>
+              </w:rPr>
+            </w:pPr>
+            <w:r>
+              <w:rPr>
+                <w:rFonts w:ascii="Times New Roman" w:hAnsi="Times New Roman" w:cs="Times New Roman"/>
+              </w:rPr>
+              <w:t>Menyusun Program Kerja Kaprog Pengembangan Perangkat Lunak dan Gim</w:t>
+            </w:r>
+          </w:p>
+        </w:tc>
+        <w:tc>
+          <w:tcPr>
+            <w:tcW w:w="2693" w:type="dxa"/>
+          </w:tcPr>
+          <w:p>
+            <w:pPr>
+              <w:rPr>
+                <w:rFonts w:ascii="Times New Roman" w:hAnsi="Times New Roman" w:cs="Times New Roman"/>
+              </w:rPr>
+            </w:pPr>
+            <w:r>
+              <w:rPr>
+                <w:rFonts w:ascii="Times New Roman" w:hAnsi="Times New Roman" w:cs="Times New Roman"/>
+              </w:rPr>
+              <w:t>Terwujudnya program kerja tahunan sebagai pedoman pelaksanaan kegiatan dalam rangka mencapai visi dan misi sekolah.</w:t>
+            </w:r>
+          </w:p>
+        </w:tc>
+        <w:tc>
+          <w:tcPr>
+            <w:tcW w:w="3793" w:type="dxa"/>
+          </w:tcPr>
+          <w:p>
+            <w:pPr>
+              <w:pStyle w:val="ListParagraph"/>
+              <w:numPr>
+                <w:ilvl w:val="0"/>
+                <w:numId w:val="7"/>
+              </w:numPr>
+              <w:rPr>
+                <w:rFonts w:ascii="Times New Roman" w:hAnsi="Times New Roman" w:cs="Times New Roman"/>
+              </w:rPr>
+            </w:pPr>
+            <w:r>
+              <w:rPr>
+                <w:rFonts w:ascii="Times New Roman" w:hAnsi="Times New Roman" w:cs="Times New Roman"/>
+              </w:rPr>
+              <w:t xml:space="preserve">Tersusunnya dokumen Program Kerja Kaprog PPLG minimal 1 dokumen per tahun ajaran </w:t>
+            </w:r>
+          </w:p>
+          <w:p>
+            <w:pPr>
+              <w:pStyle w:val="ListParagraph"/>
+              <w:numPr>
+                <w:ilvl w:val="0"/>
+                <w:numId w:val="7"/>
+              </w:numPr>
+              <w:rPr>
+                <w:rFonts w:ascii="Times New Roman" w:hAnsi="Times New Roman" w:cs="Times New Roman"/>
+              </w:rPr>
+            </w:pPr>
+            <w:r>
+              <w:rPr>
+                <w:rFonts w:ascii="Times New Roman" w:hAnsi="Times New Roman" w:cs="Times New Roman"/>
+              </w:rPr>
+              <w:t xml:space="preserve"> Program kerja memuat seluruh rencana kegiatan yang mengacu pada visi dan misi sekolah</w:t>
+            </w:r>
+          </w:p>
+        </w:tc>
+        <w:tc>
+          <w:tcPr>
+            <w:tcW w:w="3732" w:type="dxa"/>
+          </w:tcPr>
+          <w:p>
+            <w:pPr>
+              <w:rPr>
+                <w:rFonts w:ascii="Times New Roman" w:hAnsi="Times New Roman" w:cs="Times New Roman"/>
+              </w:rPr>
+            </w:pPr>
+            <w:r>
+              <w:rPr>
+                <w:rFonts w:ascii="Times New Roman" w:hAnsi="Times New Roman" w:cs="Times New Roman"/>
+              </w:rPr>
+              <w:t>Kaprog Bersama Guru Produktif PPLG</w:t>
+            </w:r>
+          </w:p>
+        </w:tc>
+      </w:tr>
+      <w:tr>
+        <w:trPr>
+          <w:trHeight w:val="484"/>
+        </w:trPr>
+        <w:tc>
+          <w:tcPr>
+            <w:tcW w:w="562" w:type="dxa"/>
+          </w:tcPr>
+          <w:p>
+            <w:pPr>
+              <w:pStyle w:val="ListParagraph"/>
+              <w:numPr>
+                <w:ilvl w:val="0"/>
+                <w:numId w:val="8"/>
+              </w:numPr>
+              <w:rPr>
+                <w:rFonts w:ascii="Times New Roman" w:hAnsi="Times New Roman" w:cs="Times New Roman"/>
+              </w:rPr>
+            </w:pPr>
+          </w:p>
+        </w:tc>
+        <w:tc>
+          <w:tcPr>
+            <w:tcW w:w="2694" w:type="dxa"/>
+          </w:tcPr>
+          <w:p>
+            <w:pPr>
+              <w:rPr>
+                <w:rFonts w:ascii="Times New Roman" w:hAnsi="Times New Roman" w:cs="Times New Roman"/>
+              </w:rPr>
+            </w:pPr>
+            <w:r>
+              <w:rPr>
+                <w:rFonts w:ascii="Times New Roman" w:hAnsi="Times New Roman" w:cs="Times New Roman"/>
+              </w:rPr>
+              <w:t>Sinkronisasi Kurikulum Bersama DU/DI</w:t>
+            </w:r>
+          </w:p>
+        </w:tc>
+        <w:tc>
+          <w:tcPr>
+            <w:tcW w:w="2693" w:type="dxa"/>
+          </w:tcPr>
+          <w:p>
+            <w:pPr>
+              <w:rPr>
+                <w:rFonts w:ascii="Times New Roman" w:hAnsi="Times New Roman" w:cs="Times New Roman"/>
+              </w:rPr>
+            </w:pPr>
+            <w:r>
+              <w:rPr>
+                <w:rFonts w:ascii="Times New Roman" w:hAnsi="Times New Roman" w:cs="Times New Roman"/>
+              </w:rPr>
+              <w:t xml:space="preserve">Menganalisis dan menyelaraskan kebutuhan industri dengan </w:t>
+            </w:r>
+          </w:p>
+        </w:tc>
+        <w:tc>
+          <w:tcPr>
+            <w:tcW w:w="3793" w:type="dxa"/>
+          </w:tcPr>
+          <w:p>
+            <w:pPr>
+              <w:pStyle w:val="ListParagraph"/>
+              <w:numPr>
+                <w:ilvl w:val="0"/>
+                <w:numId w:val="9"/>
+              </w:numPr>
+              <w:rPr>
+                <w:rFonts w:ascii="Times New Roman" w:hAnsi="Times New Roman" w:cs="Times New Roman"/>
+              </w:rPr>
+            </w:pPr>
+            <w:r>
+              <w:rPr>
+                <w:rFonts w:ascii="Times New Roman" w:hAnsi="Times New Roman" w:cs="Times New Roman"/>
+              </w:rPr>
+              <w:t>Tersusunnya dokumen hasil sinkronisasi kurikulum yang memuat kesesuaian kompetensi dengan kebutuhan industri</w:t>
+            </w:r>
+            <w:r>
+              <w:rPr>
+                <w:rFonts w:ascii="Times New Roman" w:hAnsi="Times New Roman" w:cs="Times New Roman"/>
+              </w:rPr>
+              <w:t>.</w:t>
+            </w:r>
+          </w:p>
+          <w:p>
+            <w:pPr>
+              <w:pStyle w:val="ListParagraph"/>
+              <w:numPr>
+                <w:ilvl w:val="0"/>
+                <w:numId w:val="9"/>
+              </w:numPr>
+              <w:rPr>
+                <w:rFonts w:ascii="Times New Roman" w:hAnsi="Times New Roman" w:cs="Times New Roman"/>
+              </w:rPr>
+            </w:pPr>
+            <w:r>
+              <w:rPr>
+                <w:rFonts w:ascii="Times New Roman" w:hAnsi="Times New Roman" w:cs="Times New Roman"/>
+              </w:rPr>
+              <w:t>Terarahnya tujuan jurusan Pemrograman Perangkat Lunak dan Gim sesuai kebutuhan DU/DI.</w:t>
+            </w:r>
+          </w:p>
+          <w:p>
+            <w:pPr>
+              <w:rPr>
+                <w:rFonts w:ascii="Times New Roman" w:hAnsi="Times New Roman" w:cs="Times New Roman"/>
+              </w:rPr>
+            </w:pPr>
+          </w:p>
+        </w:tc>
+        <w:tc>
+          <w:tcPr>
+            <w:tcW w:w="3732" w:type="dxa"/>
+          </w:tcPr>
+          <w:p>
+            <w:pPr>
+              <w:rPr>
+                <w:rFonts w:ascii="Times New Roman" w:hAnsi="Times New Roman" w:cs="Times New Roman"/>
+              </w:rPr>
+            </w:pPr>
+            <w:r>
+              <w:rPr>
+                <w:rFonts w:ascii="Times New Roman" w:hAnsi="Times New Roman" w:cs="Times New Roman"/>
+              </w:rPr>
+              <w:t>Kaprog Bersama Semua guru produktif dan normatif yang berkaitan</w:t>
+            </w:r>
+          </w:p>
+        </w:tc>
+      </w:tr>
+      <w:tr>
+        <w:trPr>
+          <w:trHeight w:val="484"/>
+        </w:trPr>
+        <w:tc>
+          <w:tcPr>
+            <w:tcW w:w="562" w:type="dxa"/>
+          </w:tcPr>
+          <w:p>
+            <w:pPr>
+              <w:pStyle w:val="ListParagraph"/>
+              <w:numPr>
+                <w:ilvl w:val="0"/>
+                <w:numId w:val="9"/>
+              </w:numPr>
+              <w:rPr>
+                <w:rFonts w:ascii="Times New Roman" w:hAnsi="Times New Roman" w:cs="Times New Roman"/>
+              </w:rPr>
+            </w:pPr>
+          </w:p>
+        </w:tc>
+        <w:tc>
+          <w:tcPr>
+            <w:tcW w:w="2694" w:type="dxa"/>
+          </w:tcPr>
+          <w:p>
+            <w:pPr>
+              <w:rPr>
+                <w:rFonts w:ascii="Times New Roman" w:hAnsi="Times New Roman" w:cs="Times New Roman"/>
+              </w:rPr>
+            </w:pPr>
+            <w:r>
+              <w:rPr>
+                <w:rFonts w:ascii="Times New Roman" w:hAnsi="Times New Roman" w:cs="Times New Roman"/>
+              </w:rPr>
+              <w:t>Menyusun Modul Ajar Produktif</w:t>
+            </w:r>
+          </w:p>
+        </w:tc>
+        <w:tc>
+          <w:tcPr>
+            <w:tcW w:w="2693" w:type="dxa"/>
+          </w:tcPr>
+          <w:p>
+            <w:pPr>
+              <w:rPr>
+                <w:rFonts w:ascii="Times New Roman" w:hAnsi="Times New Roman" w:cs="Times New Roman"/>
+              </w:rPr>
+            </w:pPr>
+            <w:r>
+              <w:rPr>
+                <w:rFonts w:ascii="Times New Roman" w:hAnsi="Times New Roman" w:cs="Times New Roman"/>
+              </w:rPr>
+              <w:t xml:space="preserve">Tersusunnya modul ajar yang terintegrasi antara semua mata pelajaran sebagai panduan pembelajaran yang terstruktur dan relevan dengan kebutuhan </w:t>
+            </w:r>
+            <w:r>
+              <w:rPr>
+                <w:rFonts w:ascii="Times New Roman" w:hAnsi="Times New Roman" w:cs="Times New Roman"/>
+              </w:rPr>
+              <w:lastRenderedPageBreak/>
+              <w:t>kompetensi peserta didik pada konsentrasi Pengembangan Perangkat Lunak dan Gim.</w:t>
+            </w:r>
+          </w:p>
+        </w:tc>
+        <w:tc>
+          <w:tcPr>
+            <w:tcW w:w="3793" w:type="dxa"/>
+          </w:tcPr>
+          <w:p>
+            <w:pPr>
+              <w:rPr>
+                <w:rFonts w:ascii="Times New Roman" w:hAnsi="Times New Roman" w:cs="Times New Roman"/>
+              </w:rPr>
+            </w:pPr>
+          </w:p>
+        </w:tc>
+        <w:tc>
+          <w:tcPr>
+            <w:tcW w:w="3732" w:type="dxa"/>
+          </w:tcPr>
+          <w:p>
+            <w:pPr>
+              <w:rPr>
+                <w:rFonts w:ascii="Times New Roman" w:hAnsi="Times New Roman" w:cs="Times New Roman"/>
+              </w:rPr>
+            </w:pPr>
+          </w:p>
+        </w:tc>
+      </w:tr>
+      <w:tr>
+        <w:trPr>
+          <w:trHeight w:val="484"/>
+        </w:trPr>
+        <w:tc>
+          <w:tcPr>
+            <w:tcW w:w="562" w:type="dxa"/>
+          </w:tcPr>
+          <w:p>
+            <w:pPr>
+              <w:pStyle w:val="ListParagraph"/>
+              <w:numPr>
+                <w:ilvl w:val="0"/>
+                <w:numId w:val="9"/>
+              </w:numPr>
+              <w:rPr>
+                <w:rFonts w:ascii="Times New Roman" w:hAnsi="Times New Roman" w:cs="Times New Roman"/>
+              </w:rPr>
+            </w:pPr>
+          </w:p>
+        </w:tc>
+        <w:tc>
+          <w:tcPr>
+            <w:tcW w:w="2694" w:type="dxa"/>
+          </w:tcPr>
+          <w:p>
+            <w:pPr>
+              <w:rPr>
+                <w:rFonts w:ascii="Times New Roman" w:hAnsi="Times New Roman" w:cs="Times New Roman"/>
+              </w:rPr>
+            </w:pPr>
+            <w:r>
+              <w:rPr>
+                <w:rFonts w:ascii="Times New Roman" w:hAnsi="Times New Roman" w:cs="Times New Roman"/>
+              </w:rPr>
+              <w:t>Melaksanakan Seminar atau workshop</w:t>
+            </w:r>
+          </w:p>
+        </w:tc>
+        <w:tc>
+          <w:tcPr>
+            <w:tcW w:w="2693" w:type="dxa"/>
+          </w:tcPr>
+          <w:p>
+            <w:pPr>
+              <w:rPr>
+                <w:rFonts w:ascii="Times New Roman" w:hAnsi="Times New Roman" w:cs="Times New Roman"/>
+              </w:rPr>
+            </w:pPr>
+          </w:p>
+        </w:tc>
+        <w:tc>
+          <w:tcPr>
+            <w:tcW w:w="3793" w:type="dxa"/>
+          </w:tcPr>
+          <w:p>
+            <w:pPr>
+              <w:rPr>
+                <w:rFonts w:ascii="Times New Roman" w:hAnsi="Times New Roman" w:cs="Times New Roman"/>
+              </w:rPr>
+            </w:pPr>
+          </w:p>
+        </w:tc>
+        <w:tc>
+          <w:tcPr>
+            <w:tcW w:w="3732" w:type="dxa"/>
+          </w:tcPr>
+          <w:p>
+            <w:pPr>
+              <w:rPr>
+                <w:rFonts w:ascii="Times New Roman" w:hAnsi="Times New Roman" w:cs="Times New Roman"/>
+              </w:rPr>
+            </w:pPr>
+          </w:p>
+        </w:tc>
+      </w:tr>
+      <w:tr>
+        <w:trPr>
+          <w:trHeight w:val="457"/>
+        </w:trPr>
+        <w:tc>
+          <w:tcPr>
+            <w:tcW w:w="562" w:type="dxa"/>
+          </w:tcPr>
+          <w:p>
+            <w:pPr>
+              <w:pStyle w:val="ListParagraph"/>
+              <w:numPr>
+                <w:ilvl w:val="0"/>
+                <w:numId w:val="9"/>
+              </w:numPr>
+              <w:rPr>
+                <w:rFonts w:ascii="Times New Roman" w:hAnsi="Times New Roman" w:cs="Times New Roman"/>
+              </w:rPr>
+            </w:pPr>
+          </w:p>
+        </w:tc>
+        <w:tc>
+          <w:tcPr>
+            <w:tcW w:w="2694" w:type="dxa"/>
+          </w:tcPr>
+          <w:p>
+            <w:pPr>
+              <w:rPr>
+                <w:rFonts w:ascii="Times New Roman" w:hAnsi="Times New Roman" w:cs="Times New Roman"/>
+              </w:rPr>
+            </w:pPr>
+            <w:r>
+              <w:rPr>
+                <w:rFonts w:ascii="Times New Roman" w:hAnsi="Times New Roman" w:cs="Times New Roman"/>
+              </w:rPr>
+              <w:t>Melaksanakan praktik kerja lapangan</w:t>
+            </w:r>
+          </w:p>
+        </w:tc>
+        <w:tc>
+          <w:tcPr>
+            <w:tcW w:w="2693" w:type="dxa"/>
+          </w:tcPr>
+          <w:p>
+            <w:pPr>
+              <w:rPr>
+                <w:rFonts w:ascii="Times New Roman" w:hAnsi="Times New Roman" w:cs="Times New Roman"/>
+              </w:rPr>
+            </w:pPr>
+          </w:p>
+        </w:tc>
+        <w:tc>
+          <w:tcPr>
+            <w:tcW w:w="3793" w:type="dxa"/>
+          </w:tcPr>
+          <w:p>
+            <w:pPr>
+              <w:rPr>
+                <w:rFonts w:ascii="Times New Roman" w:hAnsi="Times New Roman" w:cs="Times New Roman"/>
+              </w:rPr>
+            </w:pPr>
+          </w:p>
+        </w:tc>
+        <w:tc>
+          <w:tcPr>
+            <w:tcW w:w="3732" w:type="dxa"/>
+          </w:tcPr>
+          <w:p>
+            <w:pPr>
+              <w:rPr>
+                <w:rFonts w:ascii="Times New Roman" w:hAnsi="Times New Roman" w:cs="Times New Roman"/>
+              </w:rPr>
+            </w:pPr>
+          </w:p>
+        </w:tc>
+      </w:tr>
+      <w:tr>
+        <w:trPr>
+          <w:trHeight w:val="457"/>
+        </w:trPr>
+        <w:tc>
+          <w:tcPr>
+            <w:tcW w:w="562" w:type="dxa"/>
+          </w:tcPr>
+          <w:p>
+            <w:pPr>
+              <w:pStyle w:val="ListParagraph"/>
+              <w:numPr>
+                <w:ilvl w:val="0"/>
+                <w:numId w:val="9"/>
+              </w:numPr>
+              <w:rPr>
+                <w:rFonts w:ascii="Times New Roman" w:hAnsi="Times New Roman" w:cs="Times New Roman"/>
+              </w:rPr>
+            </w:pPr>
+          </w:p>
+        </w:tc>
+        <w:tc>
+          <w:tcPr>
+            <w:tcW w:w="2694" w:type="dxa"/>
+          </w:tcPr>
+          <w:p>
+            <w:pPr>
+              <w:rPr>
+                <w:rFonts w:ascii="Times New Roman" w:hAnsi="Times New Roman" w:cs="Times New Roman"/>
+              </w:rPr>
+            </w:pPr>
+            <w:r>
+              <w:rPr>
+                <w:rFonts w:ascii="Times New Roman" w:hAnsi="Times New Roman" w:cs="Times New Roman"/>
+              </w:rPr>
+              <w:t>Melaksanakan Kunjungan Industri</w:t>
+            </w:r>
+          </w:p>
+        </w:tc>
+        <w:tc>
+          <w:tcPr>
+            <w:tcW w:w="2693" w:type="dxa"/>
+          </w:tcPr>
+          <w:p>
+            <w:pPr>
+              <w:rPr>
+                <w:rFonts w:ascii="Times New Roman" w:hAnsi="Times New Roman" w:cs="Times New Roman"/>
+              </w:rPr>
+            </w:pPr>
+            <w:r>
+              <w:rPr>
+                <w:rFonts w:ascii="Times New Roman" w:hAnsi="Times New Roman" w:cs="Times New Roman"/>
+              </w:rPr>
+              <w:t>mengenalkan dunia kerja nyata di bidang teknologi informasi dan pengembangan perangkat lunak sehingga peserta didik memiliki gambaran yang jelas mengenai kompetensi dan sikap kerja yang dibutuhkan industri.</w:t>
+            </w:r>
+          </w:p>
+        </w:tc>
+        <w:tc>
+          <w:tcPr>
+            <w:tcW w:w="3793" w:type="dxa"/>
+          </w:tcPr>
+          <w:p>
+            <w:pPr>
+              <w:rPr>
+                <w:rFonts w:ascii="Times New Roman" w:hAnsi="Times New Roman" w:cs="Times New Roman"/>
+              </w:rPr>
+            </w:pPr>
+          </w:p>
+        </w:tc>
+        <w:tc>
+          <w:tcPr>
+            <w:tcW w:w="3732" w:type="dxa"/>
+          </w:tcPr>
+          <w:p>
+            <w:pPr>
+              <w:rPr>
+                <w:rFonts w:ascii="Times New Roman" w:hAnsi="Times New Roman" w:cs="Times New Roman"/>
+              </w:rPr>
+            </w:pPr>
+          </w:p>
+        </w:tc>
+      </w:tr>
+      <w:tr>
+        <w:trPr>
+          <w:trHeight w:val="457"/>
+        </w:trPr>
+        <w:tc>
+          <w:tcPr>
+            <w:tcW w:w="562" w:type="dxa"/>
+          </w:tcPr>
+          <w:p>
+            <w:pPr>
+              <w:pStyle w:val="ListParagraph"/>
+              <w:numPr>
+                <w:ilvl w:val="0"/>
+                <w:numId w:val="9"/>
+              </w:numPr>
+              <w:rPr>
+                <w:rFonts w:ascii="Times New Roman" w:hAnsi="Times New Roman" w:cs="Times New Roman"/>
+              </w:rPr>
+            </w:pPr>
+          </w:p>
+        </w:tc>
+        <w:tc>
+          <w:tcPr>
+            <w:tcW w:w="2694" w:type="dxa"/>
+          </w:tcPr>
+          <w:p>
+            <w:pPr>
+              <w:rPr>
+                <w:rFonts w:ascii="Times New Roman" w:hAnsi="Times New Roman" w:cs="Times New Roman"/>
+              </w:rPr>
+            </w:pPr>
+            <w:r>
+              <w:rPr>
+                <w:rFonts w:ascii="Times New Roman" w:hAnsi="Times New Roman" w:cs="Times New Roman"/>
+              </w:rPr>
+              <w:t>Pendataan Kebutuhan perangkat keras dan perangkat lunak untuk kebutuhan prakatik pada jurusan PPLG</w:t>
+            </w:r>
+          </w:p>
+        </w:tc>
+        <w:tc>
+          <w:tcPr>
+            <w:tcW w:w="2693" w:type="dxa"/>
+          </w:tcPr>
+          <w:p>
+            <w:pPr>
+              <w:rPr>
+                <w:rFonts w:ascii="Times New Roman" w:hAnsi="Times New Roman" w:cs="Times New Roman"/>
+              </w:rPr>
+            </w:pPr>
+          </w:p>
+        </w:tc>
+        <w:tc>
+          <w:tcPr>
+            <w:tcW w:w="3793" w:type="dxa"/>
+          </w:tcPr>
+          <w:p>
+            <w:pPr>
+              <w:rPr>
+                <w:rFonts w:ascii="Times New Roman" w:hAnsi="Times New Roman" w:cs="Times New Roman"/>
+              </w:rPr>
+            </w:pPr>
+          </w:p>
+        </w:tc>
+        <w:tc>
+          <w:tcPr>
+            <w:tcW w:w="3732" w:type="dxa"/>
+          </w:tcPr>
+          <w:p>
+            <w:pPr>
+              <w:rPr>
+                <w:rFonts w:ascii="Times New Roman" w:hAnsi="Times New Roman" w:cs="Times New Roman"/>
+              </w:rPr>
+            </w:pPr>
+          </w:p>
+        </w:tc>
+      </w:tr>
+      <w:tr>
+        <w:trPr>
+          <w:trHeight w:val="457"/>
+        </w:trPr>
+        <w:tc>
+          <w:tcPr>
+            <w:tcW w:w="562" w:type="dxa"/>
+          </w:tcPr>
+          <w:p>
+            <w:pPr>
+              <w:pStyle w:val="ListParagraph"/>
+              <w:numPr>
+                <w:ilvl w:val="0"/>
+                <w:numId w:val="9"/>
+              </w:numPr>
+              <w:rPr>
+                <w:rFonts w:ascii="Times New Roman" w:hAnsi="Times New Roman" w:cs="Times New Roman"/>
+              </w:rPr>
+            </w:pPr>
+          </w:p>
+        </w:tc>
+        <w:tc>
+          <w:tcPr>
+            <w:tcW w:w="2694" w:type="dxa"/>
+          </w:tcPr>
+          <w:p>
+            <w:pPr>
+              <w:rPr>
+                <w:rFonts w:ascii="Times New Roman" w:hAnsi="Times New Roman" w:cs="Times New Roman"/>
+              </w:rPr>
+            </w:pPr>
+            <w:r>
+              <w:rPr>
+                <w:rFonts w:ascii="Times New Roman" w:hAnsi="Times New Roman" w:cs="Times New Roman"/>
+              </w:rPr>
+              <w:t>Pembangunan Sistem pendataan dan laporan masalah alat praktik Laboratorium Komputer</w:t>
+            </w:r>
+          </w:p>
+        </w:tc>
+        <w:tc>
+          <w:tcPr>
+            <w:tcW w:w="2693" w:type="dxa"/>
+          </w:tcPr>
+          <w:p>
+            <w:pPr>
+              <w:rPr>
+                <w:rFonts w:ascii="Times New Roman" w:hAnsi="Times New Roman" w:cs="Times New Roman"/>
+              </w:rPr>
+            </w:pPr>
+          </w:p>
+        </w:tc>
+        <w:tc>
+          <w:tcPr>
+            <w:tcW w:w="3793" w:type="dxa"/>
+          </w:tcPr>
+          <w:p>
+            <w:pPr>
+              <w:rPr>
+                <w:rFonts w:ascii="Times New Roman" w:hAnsi="Times New Roman" w:cs="Times New Roman"/>
+              </w:rPr>
+            </w:pPr>
+          </w:p>
+        </w:tc>
+        <w:tc>
+          <w:tcPr>
+            <w:tcW w:w="3732" w:type="dxa"/>
+          </w:tcPr>
+          <w:p>
+            <w:pPr>
+              <w:rPr>
+                <w:rFonts w:ascii="Times New Roman" w:hAnsi="Times New Roman" w:cs="Times New Roman"/>
+              </w:rPr>
+            </w:pPr>
+          </w:p>
+        </w:tc>
+      </w:tr>
+      <w:tr>
+        <w:trPr>
+          <w:trHeight w:val="457"/>
+        </w:trPr>
+        <w:tc>
+          <w:tcPr>
+            <w:tcW w:w="562" w:type="dxa"/>
+          </w:tcPr>
+          <w:p>
+            <w:pPr>
+              <w:pStyle w:val="ListParagraph"/>
+              <w:numPr>
+                <w:ilvl w:val="0"/>
+                <w:numId w:val="9"/>
+              </w:numPr>
+              <w:rPr>
+                <w:rFonts w:ascii="Times New Roman" w:hAnsi="Times New Roman" w:cs="Times New Roman"/>
+              </w:rPr>
+            </w:pPr>
+          </w:p>
+        </w:tc>
+        <w:tc>
+          <w:tcPr>
+            <w:tcW w:w="2694" w:type="dxa"/>
+          </w:tcPr>
+          <w:p>
+            <w:pPr>
+              <w:rPr>
+                <w:rFonts w:ascii="Times New Roman" w:hAnsi="Times New Roman" w:cs="Times New Roman"/>
+              </w:rPr>
+            </w:pPr>
+            <w:r>
+              <w:rPr>
+                <w:rFonts w:ascii="Times New Roman" w:hAnsi="Times New Roman" w:cs="Times New Roman"/>
+              </w:rPr>
+              <w:t>Melaksanakan Uji Kompetensi dengan bekerjasaman dengan DU/DI</w:t>
+            </w:r>
+          </w:p>
+        </w:tc>
+        <w:tc>
+          <w:tcPr>
+            <w:tcW w:w="2693" w:type="dxa"/>
+          </w:tcPr>
+          <w:p>
+            <w:pPr>
+              <w:rPr>
+                <w:rFonts w:ascii="Times New Roman" w:hAnsi="Times New Roman" w:cs="Times New Roman"/>
+              </w:rPr>
+            </w:pPr>
+          </w:p>
+        </w:tc>
+        <w:tc>
+          <w:tcPr>
+            <w:tcW w:w="3793" w:type="dxa"/>
+          </w:tcPr>
+          <w:p>
+            <w:pPr>
+              <w:rPr>
+                <w:rFonts w:ascii="Times New Roman" w:hAnsi="Times New Roman" w:cs="Times New Roman"/>
+              </w:rPr>
+            </w:pPr>
+          </w:p>
+        </w:tc>
+        <w:tc>
+          <w:tcPr>
+            <w:tcW w:w="3732" w:type="dxa"/>
+          </w:tcPr>
+          <w:p>
+            <w:pPr>
+              <w:rPr>
+                <w:rFonts w:ascii="Times New Roman" w:hAnsi="Times New Roman" w:cs="Times New Roman"/>
+              </w:rPr>
+            </w:pPr>
+          </w:p>
+        </w:tc>
+      </w:tr>
+      <w:tr>
+        <w:trPr>
+          <w:trHeight w:val="457"/>
+        </w:trPr>
+        <w:tc>
+          <w:tcPr>
+            <w:tcW w:w="562" w:type="dxa"/>
+          </w:tcPr>
+          <w:p>
+            <w:pPr>
+              <w:pStyle w:val="ListParagraph"/>
+              <w:numPr>
+                <w:ilvl w:val="0"/>
+                <w:numId w:val="9"/>
+              </w:numPr>
+              <w:rPr>
+                <w:rFonts w:ascii="Times New Roman" w:hAnsi="Times New Roman" w:cs="Times New Roman"/>
+              </w:rPr>
+            </w:pPr>
+          </w:p>
+        </w:tc>
+        <w:tc>
+          <w:tcPr>
+            <w:tcW w:w="2694" w:type="dxa"/>
+          </w:tcPr>
+          <w:p>
+            <w:pPr>
+              <w:rPr>
+                <w:rFonts w:ascii="Times New Roman" w:hAnsi="Times New Roman" w:cs="Times New Roman"/>
+              </w:rPr>
+            </w:pPr>
+            <w:r>
+              <w:rPr>
+                <w:rFonts w:ascii="Times New Roman" w:hAnsi="Times New Roman" w:cs="Times New Roman"/>
+              </w:rPr>
+              <w:t>Melaksanakan pameran karya siswa</w:t>
+            </w:r>
+          </w:p>
+        </w:tc>
+        <w:tc>
+          <w:tcPr>
+            <w:tcW w:w="2693" w:type="dxa"/>
+          </w:tcPr>
+          <w:p>
+            <w:pPr>
+              <w:rPr>
+                <w:rFonts w:ascii="Times New Roman" w:hAnsi="Times New Roman" w:cs="Times New Roman"/>
+              </w:rPr>
+            </w:pPr>
+          </w:p>
+        </w:tc>
+        <w:tc>
+          <w:tcPr>
+            <w:tcW w:w="3793" w:type="dxa"/>
+          </w:tcPr>
+          <w:p>
+            <w:pPr>
+              <w:rPr>
+                <w:rFonts w:ascii="Times New Roman" w:hAnsi="Times New Roman" w:cs="Times New Roman"/>
+              </w:rPr>
+            </w:pPr>
+          </w:p>
+        </w:tc>
+        <w:tc>
+          <w:tcPr>
+            <w:tcW w:w="3732" w:type="dxa"/>
+          </w:tcPr>
+          <w:p>
+            <w:pPr>
+              <w:rPr>
+                <w:rFonts w:ascii="Times New Roman" w:hAnsi="Times New Roman" w:cs="Times New Roman"/>
+              </w:rPr>
+            </w:pPr>
+          </w:p>
+        </w:tc>
+      </w:tr>
+      <w:tr>
+        <w:trPr>
+          <w:trHeight w:val="457"/>
+        </w:trPr>
+        <w:tc>
+          <w:tcPr>
+            <w:tcW w:w="562" w:type="dxa"/>
+          </w:tcPr>
+          <w:p>
+            <w:pPr>
+              <w:pStyle w:val="ListParagraph"/>
+              <w:numPr>
+                <w:ilvl w:val="0"/>
+                <w:numId w:val="9"/>
+              </w:numPr>
+              <w:rPr>
+                <w:rFonts w:ascii="Times New Roman" w:hAnsi="Times New Roman" w:cs="Times New Roman"/>
+              </w:rPr>
+            </w:pPr>
+          </w:p>
+        </w:tc>
+        <w:tc>
+          <w:tcPr>
+            <w:tcW w:w="2694" w:type="dxa"/>
+          </w:tcPr>
+          <w:p>
+            <w:pPr>
+              <w:rPr>
+                <w:rFonts w:ascii="Times New Roman" w:hAnsi="Times New Roman" w:cs="Times New Roman"/>
+              </w:rPr>
+            </w:pPr>
+          </w:p>
+        </w:tc>
+        <w:tc>
+          <w:tcPr>
+            <w:tcW w:w="2693" w:type="dxa"/>
+          </w:tcPr>
+          <w:p>
+            <w:pPr>
+              <w:rPr>
+                <w:rFonts w:ascii="Times New Roman" w:hAnsi="Times New Roman" w:cs="Times New Roman"/>
+              </w:rPr>
+            </w:pPr>
+          </w:p>
+        </w:tc>
+        <w:tc>
+          <w:tcPr>
+            <w:tcW w:w="3793" w:type="dxa"/>
+          </w:tcPr>
+          <w:p>
+            <w:pPr>
+              <w:rPr>
+                <w:rFonts w:ascii="Times New Roman" w:hAnsi="Times New Roman" w:cs="Times New Roman"/>
+              </w:rPr>
+            </w:pPr>
+          </w:p>
+        </w:tc>
+        <w:tc>
+          <w:tcPr>
+            <w:tcW w:w="3732" w:type="dxa"/>
+          </w:tcPr>
+          <w:p>
+            <w:pPr>
+              <w:rPr>
+                <w:rFonts w:ascii="Times New Roman" w:hAnsi="Times New Roman" w:cs="Times New Roman"/>
+              </w:rPr>
+            </w:pPr>
+          </w:p>
+        </w:tc>
+      </w:tr>
+    </w:tbl>
     <w:p>
       <w:pPr>
         <w:rPr>
           <w:rFonts w:ascii="Times New Roman" w:hAnsi="Times New Roman" w:cs="Times New Roman"/>
         </w:rPr>
       </w:pPr>
-      <w:r>
-        <w:rPr>
-          <w:rFonts w:ascii="Times New Roman" w:hAnsi="Times New Roman" w:cs="Times New Roman"/>
-        </w:rPr>
-        <w:br w:type="page"/>
-      </w:r>
     </w:p>
     <w:p>
       <w:pPr>
@@ -1877,15 +2624,7 @@
         <w:rPr>
           <w:rFonts w:ascii="Times New Roman" w:hAnsi="Times New Roman" w:cs="Times New Roman"/>
         </w:rPr>
-        <w:lastRenderedPageBreak/>
-        <w:t xml:space="preserve">BAB </w:t>
-      </w:r>
-      <w:proofErr w:type="spellStart"/>
-      <w:r>
-        <w:rPr>
-          <w:rFonts w:ascii="Times New Roman" w:hAnsi="Times New Roman" w:cs="Times New Roman"/>
-        </w:rPr>
-        <w:t>II</w:t>
+        <w:t>BAB II</w:t>
       </w:r>
       <w:r>
         <w:rPr>
@@ -1893,7 +2632,6 @@
         </w:rPr>
         <w:t>i</w:t>
       </w:r>
-      <w:proofErr w:type="spellEnd"/>
     </w:p>
     <w:p>
       <w:pPr>
@@ -1942,8 +2680,8 @@
       </w:r>
     </w:p>
     <w:sectPr>
-      <w:pgSz w:w="11906" w:h="16838"/>
-      <w:pgMar w:top="1701" w:right="1701" w:bottom="1701" w:left="2268" w:header="708" w:footer="708" w:gutter="0"/>
+      <w:pgSz w:w="16838" w:h="11906" w:orient="landscape"/>
+      <w:pgMar w:top="2268" w:right="1701" w:bottom="1701" w:left="1701" w:header="708" w:footer="708" w:gutter="0"/>
       <w:cols w:space="708"/>
       <w:docGrid w:linePitch="360"/>
     </w:sectPr>
@@ -2043,6 +2781,95 @@
     </w:lvl>
   </w:abstractNum>
   <w:abstractNum w:abstractNumId="1" w15:restartNumberingAfterBreak="0">
+    <w:nsid w:val="0ED95ED6"/>
+    <w:multiLevelType w:val="hybridMultilevel"/>
+    <w:tmpl w:val="A5AADBE2"/>
+    <w:lvl w:ilvl="0" w:tplc="0421000F">
+      <w:start w:val="1"/>
+      <w:numFmt w:val="decimal"/>
+      <w:lvlText w:val="%1."/>
+      <w:lvlJc w:val="left"/>
+      <w:pPr>
+        <w:ind w:left="360" w:hanging="360"/>
+      </w:pPr>
+      <w:rPr>
+        <w:rFonts w:hint="default"/>
+      </w:rPr>
+    </w:lvl>
+    <w:lvl w:ilvl="1" w:tplc="04210019" w:tentative="1">
+      <w:start w:val="1"/>
+      <w:numFmt w:val="lowerLetter"/>
+      <w:lvlText w:val="%2."/>
+      <w:lvlJc w:val="left"/>
+      <w:pPr>
+        <w:ind w:left="1080" w:hanging="360"/>
+      </w:pPr>
+    </w:lvl>
+    <w:lvl w:ilvl="2" w:tplc="0421001B" w:tentative="1">
+      <w:start w:val="1"/>
+      <w:numFmt w:val="lowerRoman"/>
+      <w:lvlText w:val="%3."/>
+      <w:lvlJc w:val="right"/>
+      <w:pPr>
+        <w:ind w:left="1800" w:hanging="180"/>
+      </w:pPr>
+    </w:lvl>
+    <w:lvl w:ilvl="3" w:tplc="0421000F" w:tentative="1">
+      <w:start w:val="1"/>
+      <w:numFmt w:val="decimal"/>
+      <w:lvlText w:val="%4."/>
+      <w:lvlJc w:val="left"/>
+      <w:pPr>
+        <w:ind w:left="2520" w:hanging="360"/>
+      </w:pPr>
+    </w:lvl>
+    <w:lvl w:ilvl="4" w:tplc="04210019" w:tentative="1">
+      <w:start w:val="1"/>
+      <w:numFmt w:val="lowerLetter"/>
+      <w:lvlText w:val="%5."/>
+      <w:lvlJc w:val="left"/>
+      <w:pPr>
+        <w:ind w:left="3240" w:hanging="360"/>
+      </w:pPr>
+    </w:lvl>
+    <w:lvl w:ilvl="5" w:tplc="0421001B" w:tentative="1">
+      <w:start w:val="1"/>
+      <w:numFmt w:val="lowerRoman"/>
+      <w:lvlText w:val="%6."/>
+      <w:lvlJc w:val="right"/>
+      <w:pPr>
+        <w:ind w:left="3960" w:hanging="180"/>
+      </w:pPr>
+    </w:lvl>
+    <w:lvl w:ilvl="6" w:tplc="0421000F" w:tentative="1">
+      <w:start w:val="1"/>
+      <w:numFmt w:val="decimal"/>
+      <w:lvlText w:val="%7."/>
+      <w:lvlJc w:val="left"/>
+      <w:pPr>
+        <w:ind w:left="4680" w:hanging="360"/>
+      </w:pPr>
+    </w:lvl>
+    <w:lvl w:ilvl="7" w:tplc="04210019" w:tentative="1">
+      <w:start w:val="1"/>
+      <w:numFmt w:val="lowerLetter"/>
+      <w:lvlText w:val="%8."/>
+      <w:lvlJc w:val="left"/>
+      <w:pPr>
+        <w:ind w:left="5400" w:hanging="360"/>
+      </w:pPr>
+    </w:lvl>
+    <w:lvl w:ilvl="8" w:tplc="0421001B" w:tentative="1">
+      <w:start w:val="1"/>
+      <w:numFmt w:val="lowerRoman"/>
+      <w:lvlText w:val="%9."/>
+      <w:lvlJc w:val="right"/>
+      <w:pPr>
+        <w:ind w:left="6120" w:hanging="180"/>
+      </w:pPr>
+    </w:lvl>
+  </w:abstractNum>
+  <w:abstractNum w:abstractNumId="2" w15:restartNumberingAfterBreak="0">
     <w:nsid w:val="1AA320BE"/>
     <w:multiLevelType w:val="multilevel"/>
     <w:tmpl w:val="B8C4C340"/>
@@ -2155,7 +2982,7 @@
       </w:pPr>
     </w:lvl>
   </w:abstractNum>
-  <w:abstractNum w:abstractNumId="2" w15:restartNumberingAfterBreak="0">
+  <w:abstractNum w:abstractNumId="3" w15:restartNumberingAfterBreak="0">
     <w:nsid w:val="25A3214D"/>
     <w:multiLevelType w:val="multilevel"/>
     <w:tmpl w:val="71820A36"/>
@@ -2268,7 +3095,7 @@
       </w:pPr>
     </w:lvl>
   </w:abstractNum>
-  <w:abstractNum w:abstractNumId="3" w15:restartNumberingAfterBreak="0">
+  <w:abstractNum w:abstractNumId="4" w15:restartNumberingAfterBreak="0">
     <w:nsid w:val="3A81323F"/>
     <w:multiLevelType w:val="hybridMultilevel"/>
     <w:tmpl w:val="CB480398"/>
@@ -2357,7 +3184,185 @@
       </w:pPr>
     </w:lvl>
   </w:abstractNum>
-  <w:abstractNum w:abstractNumId="4" w15:restartNumberingAfterBreak="0">
+  <w:abstractNum w:abstractNumId="5" w15:restartNumberingAfterBreak="0">
+    <w:nsid w:val="4F7755A0"/>
+    <w:multiLevelType w:val="hybridMultilevel"/>
+    <w:tmpl w:val="1AAA5E02"/>
+    <w:lvl w:ilvl="0" w:tplc="0421000F">
+      <w:start w:val="1"/>
+      <w:numFmt w:val="decimal"/>
+      <w:lvlText w:val="%1."/>
+      <w:lvlJc w:val="left"/>
+      <w:pPr>
+        <w:ind w:left="360" w:hanging="360"/>
+      </w:pPr>
+      <w:rPr>
+        <w:rFonts w:hint="default"/>
+      </w:rPr>
+    </w:lvl>
+    <w:lvl w:ilvl="1" w:tplc="04210019" w:tentative="1">
+      <w:start w:val="1"/>
+      <w:numFmt w:val="lowerLetter"/>
+      <w:lvlText w:val="%2."/>
+      <w:lvlJc w:val="left"/>
+      <w:pPr>
+        <w:ind w:left="1080" w:hanging="360"/>
+      </w:pPr>
+    </w:lvl>
+    <w:lvl w:ilvl="2" w:tplc="0421001B" w:tentative="1">
+      <w:start w:val="1"/>
+      <w:numFmt w:val="lowerRoman"/>
+      <w:lvlText w:val="%3."/>
+      <w:lvlJc w:val="right"/>
+      <w:pPr>
+        <w:ind w:left="1800" w:hanging="180"/>
+      </w:pPr>
+    </w:lvl>
+    <w:lvl w:ilvl="3" w:tplc="0421000F" w:tentative="1">
+      <w:start w:val="1"/>
+      <w:numFmt w:val="decimal"/>
+      <w:lvlText w:val="%4."/>
+      <w:lvlJc w:val="left"/>
+      <w:pPr>
+        <w:ind w:left="2520" w:hanging="360"/>
+      </w:pPr>
+    </w:lvl>
+    <w:lvl w:ilvl="4" w:tplc="04210019" w:tentative="1">
+      <w:start w:val="1"/>
+      <w:numFmt w:val="lowerLetter"/>
+      <w:lvlText w:val="%5."/>
+      <w:lvlJc w:val="left"/>
+      <w:pPr>
+        <w:ind w:left="3240" w:hanging="360"/>
+      </w:pPr>
+    </w:lvl>
+    <w:lvl w:ilvl="5" w:tplc="0421001B" w:tentative="1">
+      <w:start w:val="1"/>
+      <w:numFmt w:val="lowerRoman"/>
+      <w:lvlText w:val="%6."/>
+      <w:lvlJc w:val="right"/>
+      <w:pPr>
+        <w:ind w:left="3960" w:hanging="180"/>
+      </w:pPr>
+    </w:lvl>
+    <w:lvl w:ilvl="6" w:tplc="0421000F" w:tentative="1">
+      <w:start w:val="1"/>
+      <w:numFmt w:val="decimal"/>
+      <w:lvlText w:val="%7."/>
+      <w:lvlJc w:val="left"/>
+      <w:pPr>
+        <w:ind w:left="4680" w:hanging="360"/>
+      </w:pPr>
+    </w:lvl>
+    <w:lvl w:ilvl="7" w:tplc="04210019" w:tentative="1">
+      <w:start w:val="1"/>
+      <w:numFmt w:val="lowerLetter"/>
+      <w:lvlText w:val="%8."/>
+      <w:lvlJc w:val="left"/>
+      <w:pPr>
+        <w:ind w:left="5400" w:hanging="360"/>
+      </w:pPr>
+    </w:lvl>
+    <w:lvl w:ilvl="8" w:tplc="0421001B" w:tentative="1">
+      <w:start w:val="1"/>
+      <w:numFmt w:val="lowerRoman"/>
+      <w:lvlText w:val="%9."/>
+      <w:lvlJc w:val="right"/>
+      <w:pPr>
+        <w:ind w:left="6120" w:hanging="180"/>
+      </w:pPr>
+    </w:lvl>
+  </w:abstractNum>
+  <w:abstractNum w:abstractNumId="6" w15:restartNumberingAfterBreak="0">
+    <w:nsid w:val="5E16307B"/>
+    <w:multiLevelType w:val="hybridMultilevel"/>
+    <w:tmpl w:val="E46A5370"/>
+    <w:lvl w:ilvl="0" w:tplc="0421000F">
+      <w:start w:val="1"/>
+      <w:numFmt w:val="decimal"/>
+      <w:lvlText w:val="%1."/>
+      <w:lvlJc w:val="left"/>
+      <w:pPr>
+        <w:ind w:left="360" w:hanging="360"/>
+      </w:pPr>
+      <w:rPr>
+        <w:rFonts w:hint="default"/>
+      </w:rPr>
+    </w:lvl>
+    <w:lvl w:ilvl="1" w:tplc="04210019" w:tentative="1">
+      <w:start w:val="1"/>
+      <w:numFmt w:val="lowerLetter"/>
+      <w:lvlText w:val="%2."/>
+      <w:lvlJc w:val="left"/>
+      <w:pPr>
+        <w:ind w:left="1080" w:hanging="360"/>
+      </w:pPr>
+    </w:lvl>
+    <w:lvl w:ilvl="2" w:tplc="0421001B" w:tentative="1">
+      <w:start w:val="1"/>
+      <w:numFmt w:val="lowerRoman"/>
+      <w:lvlText w:val="%3."/>
+      <w:lvlJc w:val="right"/>
+      <w:pPr>
+        <w:ind w:left="1800" w:hanging="180"/>
+      </w:pPr>
+    </w:lvl>
+    <w:lvl w:ilvl="3" w:tplc="0421000F" w:tentative="1">
+      <w:start w:val="1"/>
+      <w:numFmt w:val="decimal"/>
+      <w:lvlText w:val="%4."/>
+      <w:lvlJc w:val="left"/>
+      <w:pPr>
+        <w:ind w:left="2520" w:hanging="360"/>
+      </w:pPr>
+    </w:lvl>
+    <w:lvl w:ilvl="4" w:tplc="04210019" w:tentative="1">
+      <w:start w:val="1"/>
+      <w:numFmt w:val="lowerLetter"/>
+      <w:lvlText w:val="%5."/>
+      <w:lvlJc w:val="left"/>
+      <w:pPr>
+        <w:ind w:left="3240" w:hanging="360"/>
+      </w:pPr>
+    </w:lvl>
+    <w:lvl w:ilvl="5" w:tplc="0421001B" w:tentative="1">
+      <w:start w:val="1"/>
+      <w:numFmt w:val="lowerRoman"/>
+      <w:lvlText w:val="%6."/>
+      <w:lvlJc w:val="right"/>
+      <w:pPr>
+        <w:ind w:left="3960" w:hanging="180"/>
+      </w:pPr>
+    </w:lvl>
+    <w:lvl w:ilvl="6" w:tplc="0421000F" w:tentative="1">
+      <w:start w:val="1"/>
+      <w:numFmt w:val="decimal"/>
+      <w:lvlText w:val="%7."/>
+      <w:lvlJc w:val="left"/>
+      <w:pPr>
+        <w:ind w:left="4680" w:hanging="360"/>
+      </w:pPr>
+    </w:lvl>
+    <w:lvl w:ilvl="7" w:tplc="04210019" w:tentative="1">
+      <w:start w:val="1"/>
+      <w:numFmt w:val="lowerLetter"/>
+      <w:lvlText w:val="%8."/>
+      <w:lvlJc w:val="left"/>
+      <w:pPr>
+        <w:ind w:left="5400" w:hanging="360"/>
+      </w:pPr>
+    </w:lvl>
+    <w:lvl w:ilvl="8" w:tplc="0421001B" w:tentative="1">
+      <w:start w:val="1"/>
+      <w:numFmt w:val="lowerRoman"/>
+      <w:lvlText w:val="%9."/>
+      <w:lvlJc w:val="right"/>
+      <w:pPr>
+        <w:ind w:left="6120" w:hanging="180"/>
+      </w:pPr>
+    </w:lvl>
+  </w:abstractNum>
+  <w:abstractNum w:abstractNumId="7" w15:restartNumberingAfterBreak="0">
     <w:nsid w:val="60A57571"/>
     <w:multiLevelType w:val="hybridMultilevel"/>
     <w:tmpl w:val="48F0776C"/>
@@ -2446,7 +3451,7 @@
       </w:pPr>
     </w:lvl>
   </w:abstractNum>
-  <w:abstractNum w:abstractNumId="5" w15:restartNumberingAfterBreak="0">
+  <w:abstractNum w:abstractNumId="8" w15:restartNumberingAfterBreak="0">
     <w:nsid w:val="64683711"/>
     <w:multiLevelType w:val="hybridMultilevel"/>
     <w:tmpl w:val="89282858"/>
@@ -2539,19 +3544,28 @@
     <w:abstractNumId w:val="0"/>
   </w:num>
   <w:num w:numId="2" w16cid:durableId="509490758">
+    <w:abstractNumId w:val="4"/>
+  </w:num>
+  <w:num w:numId="3" w16cid:durableId="198973086">
+    <w:abstractNumId w:val="7"/>
+  </w:num>
+  <w:num w:numId="4" w16cid:durableId="242496742">
     <w:abstractNumId w:val="3"/>
   </w:num>
-  <w:num w:numId="3" w16cid:durableId="198973086">
-    <w:abstractNumId w:val="4"/>
-  </w:num>
-  <w:num w:numId="4" w16cid:durableId="242496742">
+  <w:num w:numId="5" w16cid:durableId="282612447">
     <w:abstractNumId w:val="2"/>
   </w:num>
-  <w:num w:numId="5" w16cid:durableId="282612447">
+  <w:num w:numId="6" w16cid:durableId="1574702563">
+    <w:abstractNumId w:val="8"/>
+  </w:num>
+  <w:num w:numId="7" w16cid:durableId="2131121407">
+    <w:abstractNumId w:val="5"/>
+  </w:num>
+  <w:num w:numId="8" w16cid:durableId="242302315">
+    <w:abstractNumId w:val="6"/>
+  </w:num>
+  <w:num w:numId="9" w16cid:durableId="135343992">
     <w:abstractNumId w:val="1"/>
-  </w:num>
-  <w:num w:numId="6" w16cid:durableId="1574702563">
-    <w:abstractNumId w:val="5"/>
   </w:num>
 </w:numbering>
 </file>
